--- a/por/docx/09.content.docx
+++ b/por/docx/09.content.docx
@@ -214,7 +214,7 @@
         <w:rPr>
           <w:lang w:val="pt_PT" w:bidi="pt_PT"/>
         </w:rPr>
-        <w:t xml:space="preserve"> Um homem chamado Elcana vivia em Ramá, situada na região de Zufe, na área montanhosa de Efraim. Ele era filho de Jeroão, neto de Eliú, bisneto de Toú e trineto de Zufe, da tribo de Efraim.</w:t>
+        <w:t xml:space="preserve"> Um homem chamado Elcana vivia na cidade de Ramá, situada na região de Zufe, na área montanhosa de Efraim. Ele era filho de Jeroão, neto de Eliú, bisneto de Toú e trineto de Zufe, da tribo de Efraim.</w:t>
       </w:r>
     </w:p>
     <w:p>
@@ -298,7 +298,7 @@
         <w:rPr>
           <w:lang w:val="pt_PT" w:bidi="pt_PT"/>
         </w:rPr>
-        <w:t xml:space="preserve"> A Ana, porém, ele dava uma porção em dobro, pois a amava profundamente, apesar de o SENHOR não lhe ter dado filhos.</w:t>
+        <w:t xml:space="preserve"> Para Ana, porém, ele dava uma porção em dobro, pois a amava profundamente, apesar de o SENHOR não lhe ter dado filhos.</w:t>
       </w:r>
     </w:p>
     <w:p>
@@ -319,7 +319,7 @@
         <w:rPr>
           <w:lang w:val="pt_PT" w:bidi="pt_PT"/>
         </w:rPr>
-        <w:t xml:space="preserve"> Penina, rival de Ana, a provocava constantemente e a fazia sofrer, porque o SENHOR não lhe havia dado filhos.</w:t>
+        <w:t xml:space="preserve"> Penina, rival de Ana, a provocava constantemente e a fazia sofrer, porque o SENHOR não lhe tinha dado filhos.</w:t>
       </w:r>
     </w:p>
     <w:p>
@@ -340,7 +340,7 @@
         <w:rPr>
           <w:lang w:val="pt_PT" w:bidi="pt_PT"/>
         </w:rPr>
-        <w:t xml:space="preserve"> Isso se repetia todos os anos. Sempre que iam ao santuário do SENHOR, Penina provocava Ana de tal maneira que ela chorava continuamente e perdia o apetite.</w:t>
+        <w:t xml:space="preserve"> Isso se repetia todos os anos. Sempre que iam ao santuário do SENHOR, Penina provocava Ana de tal maneira que ela chorava e perdia o apetite.</w:t>
       </w:r>
     </w:p>
     <w:p>
@@ -361,7 +361,7 @@
         <w:rPr>
           <w:lang w:val="pt_PT" w:bidi="pt_PT"/>
         </w:rPr>
-        <w:t xml:space="preserve"> Houve um dia em que seu marido Elcana lhe perguntou: "Ana, por que você está chorando? Por que não quer comer? Por que anda tão entristecida? Não sou eu, para você, melhor do que dez filhos?".</w:t>
+        <w:t xml:space="preserve"> Houve um dia em que seu marido Elcana lhe perguntou: “Ana, por que você está chorando? Por que não quer comer? Por que anda tão entristecida? Não sou eu, para você, melhor do que dez filhos?”.</w:t>
       </w:r>
     </w:p>
     <w:p>
@@ -403,7 +403,7 @@
         <w:rPr>
           <w:lang w:val="pt_PT" w:bidi="pt_PT"/>
         </w:rPr>
-        <w:t xml:space="preserve"> Ana estava profundamente aflita e chorava intensamente enquanto fazia sua oração ao SENHOR.</w:t>
+        <w:t xml:space="preserve"> Ana estava profundamente aflita e chorava muito enquanto fazia sua oração ao SENHOR.</w:t>
       </w:r>
     </w:p>
     <w:p>
@@ -424,7 +424,7 @@
         <w:rPr>
           <w:lang w:val="pt_PT" w:bidi="pt_PT"/>
         </w:rPr>
-        <w:t xml:space="preserve"> Então fez um voto, dizendo: “Ó SENHOR dos Exércitos, se atentardes para a aflição de tua serva, se te lembrares de mim e me concederes um filho, eu o entregarei ao SENHOR por toda a sua vida, e nenhuma lâmina tocará o cabelo e a barba dele”.</w:t>
+        <w:t xml:space="preserve"> Então fez um voto, dizendo: “Ó SENHOR dos Exércitos, se olhares para a aflição de tua serva, te lembrares de mim e me concederes um filho, eu o entregarei ao SENHOR por toda a sua vida, e nenhuma lâmina tocará o cabelo e a barba dele”.</w:t>
       </w:r>
     </w:p>
     <w:p>
@@ -571,7 +571,7 @@
         <w:rPr>
           <w:lang w:val="pt_PT" w:bidi="pt_PT"/>
         </w:rPr>
-        <w:t xml:space="preserve"> Ela respondeu: “Muito obrigada!”. Em seguida, Ana voltou, passou a se alimentar, e seu semblante já não era de tristeza.</w:t>
+        <w:t xml:space="preserve"> Ela respondeu: “Que eu continue a receber seu favor!”. Em seguida, Ana voltou, passou a se alimentar, e seu semblante já não era de tristeza.</w:t>
       </w:r>
     </w:p>
     <w:p>
@@ -676,7 +676,7 @@
         <w:rPr>
           <w:lang w:val="pt_PT" w:bidi="pt_PT"/>
         </w:rPr>
-        <w:t xml:space="preserve"> Elcana respondeu: “Faça conforme achar melhor. Permaneça aqui até que ele seja desmamado, e que o SENHOR a ajude a cumprir sua promessa”. Assim, Ana ficou em casa e cuidou do filho até que fosse desmamado.</w:t>
+        <w:t xml:space="preserve"> Elcana respondeu: “Faça conforme achar melhor. Permaneça aqui até que ele seja desmamado, e que o SENHOR confirme a palavra dele”. Assim, Ana ficou em casa e cuidou do filho até que fosse desmamado.</w:t>
       </w:r>
     </w:p>
     <w:p>
@@ -739,7 +739,7 @@
         <w:rPr>
           <w:lang w:val="pt_PT" w:bidi="pt_PT"/>
         </w:rPr>
-        <w:t xml:space="preserve"> Então Ana lhe disse: “Com certeza o senhor se lembra de mim. Sou a mulher que esteve aqui há alguns anos, orando ao SENHOR.</w:t>
+        <w:t xml:space="preserve"> Então Ana lhe disse: “Com certeza o senhor se lembra de mim. Sou a mulher que esteve aqui orando ao SENHOR.</w:t>
       </w:r>
     </w:p>
     <w:p>
@@ -781,7 +781,7 @@
         <w:rPr>
           <w:lang w:val="pt_PT" w:bidi="pt_PT"/>
         </w:rPr>
-        <w:t xml:space="preserve"> Agora, eu o consagro ao SENHOR; por toda a sua vida ele será dedicado ao SENHOR”. E adoraram o SENHOR naquele lugar.</w:t>
+        <w:t xml:space="preserve"> Agora, eu o entrego ao SENHOR; por toda a sua vida ele será dedicado ao SENHOR”. E adoraram o SENHOR naquele lugar.</w:t>
       </w:r>
     </w:p>
     <w:p>
@@ -818,7 +818,7 @@
         <w:rPr>
           <w:lang w:val="pt_PT" w:bidi="pt_PT"/>
         </w:rPr>
-        <w:t xml:space="preserve"> Ana elevou sua oração nestes termos: “Meu coração transborda de alegria no SENHOR; é no SENHOR que minha força se fortalece. Falo com ousadia diante dos inimigos, pois me alegro na salvação que vem de ti.</w:t>
+        <w:t xml:space="preserve"> Ana elevou sua oração nestes termos: “Meu coração transborda de alegria no SENHOR; é no SENHOR que sou fortalecida. Falo com ousadia diante dos inimigos, pois me alegro na salvação que vem de ti.</w:t>
       </w:r>
     </w:p>
     <w:p>
@@ -860,7 +860,7 @@
         <w:rPr>
           <w:lang w:val="pt_PT" w:bidi="pt_PT"/>
         </w:rPr>
-        <w:t xml:space="preserve"> Não falem com altivez, nem deixem que a presunção saia de suas bocas, porque o SENHOR é um Deus sábio; é ele quem julga as obras dos seres humanos.</w:t>
+        <w:t xml:space="preserve"> Não falem com altivez, nem deixem que a presunção saia da boca de vocês, porque o SENHOR conhece todas as coisas; é ele quem julga as obras dos seres humanos.</w:t>
       </w:r>
     </w:p>
     <w:p>
@@ -1007,7 +1007,7 @@
         <w:rPr>
           <w:lang w:val="pt_PT" w:bidi="pt_PT"/>
         </w:rPr>
-        <w:t xml:space="preserve"> Os que se levantam contra o SENHOR serão destruídos. Do céu ele fará ouvir o seu trovão contra eles; o SENHOR exercerá juízo até os limites da terra. Ele concederá força ao seu rei e elevará o poder do seu ungido".</w:t>
+        <w:t xml:space="preserve"> Os que se levantam contra o SENHOR serão destruídos. Do céu ele fará ouvir o seu trovão contra eles; o SENHOR exercerá juízo até os limites da terra. Ele concederá força ao seu rei e elevará o poder do seu ungido”.</w:t>
       </w:r>
     </w:p>
     <w:p>
@@ -1112,7 +1112,7 @@
         <w:rPr>
           <w:lang w:val="pt_PT" w:bidi="pt_PT"/>
         </w:rPr>
-        <w:t xml:space="preserve"> Em certas ocasiões, o auxiliar chegava antes mesmo de a gordura ser queimada no altar e exigia: “Não entregue a carne já cozida; dê a carne crua, para que o sacerdote a prepare”.</w:t>
+        <w:t xml:space="preserve"> Em certas ocasiões, o auxiliar chegava antes mesmo de a gordura ser queimada no altar e exigia: “Não entregue a carne já cozida; dê a carne crua, para que o sacerdote a asse”.</w:t>
       </w:r>
     </w:p>
     <w:p>
@@ -1217,7 +1217,7 @@
         <w:rPr>
           <w:lang w:val="pt_PT" w:bidi="pt_PT"/>
         </w:rPr>
-        <w:t xml:space="preserve"> Eli costumava abençoar Elcana e sua esposa, dizendo: “Que o SENHOR lhe conceda filhos por meio desta mulher, em lugar daquele que ela pediu e consagrou ao SENHOR”. Depois disso, eles retornavam para casa".</w:t>
+        <w:t xml:space="preserve"> Eli costumava abençoar Elcana e sua esposa, dizendo: “Que o SENHOR lhe conceda filhos por meio desta mulher, em lugar daquele que ela pediu e consagrou ao SENHOR”. Depois disso, eles retornavam para casa.</w:t>
       </w:r>
     </w:p>
     <w:p>
@@ -1238,7 +1238,7 @@
         <w:rPr>
           <w:lang w:val="pt_PT" w:bidi="pt_PT"/>
         </w:rPr>
-        <w:t xml:space="preserve"> O SENHOR demonstrou bondade para com Ana; ela engravidou e deu à luz três filhos e duas filhas. Enquanto isso, o menino Samuel continuava a crescer diante do SENHOR.</w:t>
+        <w:t xml:space="preserve"> O SENHOR demonstrou bondade para com Ana. Ela engravidou e deu à luz três filhos e duas filhas. Enquanto isso, o menino Samuel continuava a crescer diante do SENHOR.</w:t>
       </w:r>
     </w:p>
     <w:p>
@@ -1322,7 +1322,7 @@
         <w:rPr>
           <w:lang w:val="pt_PT" w:bidi="pt_PT"/>
         </w:rPr>
-        <w:t xml:space="preserve"> Quando uma pessoa erra contra outra, o SENHOR pode julgá-la e protegê-la; mas quem poderá defender aquele que peca contra Deus?". Ainda assim, não deram atenção ao que ele lhes dizia, pois o SENHOR já tinha decicido matá-los.</w:t>
+        <w:t xml:space="preserve"> Quando uma pessoa erra contra outra, o SENHOR pode julgá-la; mas quem poderá defender aquele que peca contra Deus?”. Ainda assim, eles não deram atenção ao que Eli dizia, pois o SENHOR tinha a intenção de matá-los.</w:t>
       </w:r>
     </w:p>
     <w:p>
@@ -1364,7 +1364,7 @@
         <w:rPr>
           <w:lang w:val="pt_PT" w:bidi="pt_PT"/>
         </w:rPr>
-        <w:t xml:space="preserve"> Em certa ocasião, um homem de Deus foi até Eli e lhe trouxe esta mensagem: “Assim diz o SENHOR: 'Eu me manifestei aos seus antepassados quando eles estavam submetidos ao faraó, no Egito.</w:t>
+        <w:t xml:space="preserve"> Em certa ocasião, um homem de Deus foi até Eli e lhe trouxe esta mensagem: “Assim diz o SENHOR: ‘Eu me manifestei aos seus antepassados quando eles estavam submetidos ao faraó, no Egito.</w:t>
       </w:r>
     </w:p>
     <w:p>
@@ -1406,7 +1406,7 @@
         <w:rPr>
           <w:lang w:val="pt_PT" w:bidi="pt_PT"/>
         </w:rPr>
-        <w:t xml:space="preserve"> Por que, então, você despreza meus sacrifícios e minhas ofertas? Por que honra mais seus filhos do que a mim, engordando com as melhores partes das ofertas do meu povo Israel?'.</w:t>
+        <w:t xml:space="preserve"> Por que, então, você despreza meus sacrifícios e minhas ofertas? Por que honra mais seus filhos do que a mim, engordando com as melhores partes das ofertas do meu povo Israel?’.</w:t>
       </w:r>
     </w:p>
     <w:p>
@@ -1427,7 +1427,7 @@
         <w:rPr>
           <w:lang w:val="pt_PT" w:bidi="pt_PT"/>
         </w:rPr>
-        <w:t xml:space="preserve"> Por isso, o SENHOR, Deus de Israel, declara: 'Eu havia prometido que a sua família e a linhagem de seu pai serviriam diante de mim para sempre'. Contudo, agora o SENHOR afirma: 'De modo algum! Aqueles que me honram, eu honrarei; porém, os que me desprezam serão tratados com desprezo.</w:t>
+        <w:t xml:space="preserve"> Por isso, o SENHOR, Deus de Israel, declara: ‘Eu havia prometido que a sua família e a linhagem de seu pai serviriam diante de mim para sempre’. Contudo, agora o SENHOR afirma: ‘De modo algum! Aqueles que me honram, eu honrarei; porém, os que me desprezam serão tratados com desprezo.</w:t>
       </w:r>
     </w:p>
     <w:p>
@@ -1469,7 +1469,7 @@
         <w:rPr>
           <w:lang w:val="pt_PT" w:bidi="pt_PT"/>
         </w:rPr>
-        <w:t xml:space="preserve"> Você verá sofrimento no lugar da minha habitação; embora Israel experimente prosperidade, ninguém da sua família alcançará idade avançada.</w:t>
+        <w:t xml:space="preserve"> Você verá aflição no lugar da minha habitação. Embora Israel experimente prosperidade, ninguém da sua família alcançará idade avançada.</w:t>
       </w:r>
     </w:p>
     <w:p>
@@ -1490,7 +1490,7 @@
         <w:rPr>
           <w:lang w:val="pt_PT" w:bidi="pt_PT"/>
         </w:rPr>
-        <w:t xml:space="preserve"> Apenas alguns sobreviverão, aqueles que não retirarei do serviço do meu altar; contudo, seus olhos perderão a visão e o coração será tomado de tristeza, e seus filhos cairão pela espada.</w:t>
+        <w:t xml:space="preserve"> Apenas alguns sobreviverão, aqueles que não retirarei do serviço do meu altar; mas seus olhos serão consumidos de lágrimas e seu coração ficará tomado de tristeza, e seus filhos cairão pela espada.</w:t>
       </w:r>
     </w:p>
     <w:p>
@@ -1553,7 +1553,7 @@
         <w:rPr>
           <w:lang w:val="pt_PT" w:bidi="pt_PT"/>
         </w:rPr>
-        <w:t xml:space="preserve"> Então todos os que restarem da sua família se humilharão diante dele, pedindo dinheiro e alimento e dizendo: 'Por favor, arranje para nós algum serviço entre os sacerdotes, para que possamos nos alimentar'".</w:t>
+        <w:t xml:space="preserve"> Então todos os que restarem da sua família se humilharão diante dele, pedindo dinheiro e alimento e dizendo: ‘Por favor, arranje para nós algum serviço entre os sacerdotes, para que possamos nos alimentar’”.</w:t>
       </w:r>
     </w:p>
     <w:p>
@@ -1611,7 +1611,7 @@
         <w:rPr>
           <w:lang w:val="pt_PT" w:bidi="pt_PT"/>
         </w:rPr>
-        <w:t xml:space="preserve"> Numa noite específica, Eli, cujos olhos haviam perdido quase toda a capacidade de ver, encontrava-se deitado em seu lugar de sempre.</w:t>
+        <w:t xml:space="preserve"> Numa noite específica, Eli, cujos olhos haviam perdido quase toda a capacidade de ver, estava deitado em seu lugar de sempre.</w:t>
       </w:r>
     </w:p>
     <w:p>
@@ -1653,7 +1653,7 @@
         <w:rPr>
           <w:lang w:val="pt_PT" w:bidi="pt_PT"/>
         </w:rPr>
-        <w:t xml:space="preserve"> De repente, o SENHOR chamou pelo nome: “Samuel!”. O menino respondeu: “Aqui estou!”.</w:t>
+        <w:t xml:space="preserve"> De repente, o SENHOR chamou Samuel pelo nome: “Samuel!”. O menino respondeu: “Aqui estou!”.</w:t>
       </w:r>
     </w:p>
     <w:p>
@@ -1674,7 +1674,7 @@
         <w:rPr>
           <w:lang w:val="pt_PT" w:bidi="pt_PT"/>
         </w:rPr>
-        <w:t xml:space="preserve"> Ele se levantou e correu até Eli, dizendo: “Aqui estou! O senhor me chamou?”. Eli respondeu: “Não foi eu quem chamou. Volte a se deitar”. E Samuel voltou a se deitar.</w:t>
+        <w:t xml:space="preserve"> Ele se levantou e correu até Eli, dizendo: “Aqui estou! O senhor me chamou?”. Eli respondeu: “Não fui eu quem chamou. Volte a se deitar”. E Samuel voltou a se deitar.</w:t>
       </w:r>
     </w:p>
     <w:p>
@@ -1758,7 +1758,7 @@
         <w:rPr>
           <w:lang w:val="pt_PT" w:bidi="pt_PT"/>
         </w:rPr>
-        <w:t xml:space="preserve"> Por isso, Eli orientou Samuel: “Vá se deitar; se alguém o chamar, responda: ‘Fala, SENHOR, porque o teu servo está ouvindo’”. Samuel voltou ao seu lugar e se deitou.</w:t>
+        <w:t xml:space="preserve"> Por isso, Eli orientou Samuel: “Vá se deitar. Se o SENHOR chamar você, responda: ‘Fala, SENHOR, porque o teu servo está ouvindo’”. Samuel voltou ao seu lugar e se deitou.</w:t>
       </w:r>
     </w:p>
     <w:p>
@@ -1842,7 +1842,7 @@
         <w:rPr>
           <w:lang w:val="pt_PT" w:bidi="pt_PT"/>
         </w:rPr>
-        <w:t xml:space="preserve"> Pois já lhe declarei que julgarei sua casa para sempre, por causa da iniquidade que ele conhecia, visto que seus filhos se tornaram abomináveis, e ele não os corrigiu.</w:t>
+        <w:t xml:space="preserve"> Pois eu já lhe disse que julgarei sua família para sempre, por causa da iniquidade de seus filhos. Ele sabia o que eles faziam, pois eram coisas más contra mim, e mesmo assim ele não os corrigiu.</w:t>
       </w:r>
     </w:p>
     <w:p>
@@ -1863,7 +1863,7 @@
         <w:rPr>
           <w:lang w:val="pt_PT" w:bidi="pt_PT"/>
         </w:rPr>
-        <w:t xml:space="preserve"> Por isso, jurei à casa de Eli que seu pecado nunca será perdoado por meio de sacrifícios e ofertas.</w:t>
+        <w:t xml:space="preserve"> Por isso, jurei à casa de Eli que a culpa da sua família nunca será perdoada por meio de sacrifícios e ofertas”.</w:t>
       </w:r>
     </w:p>
     <w:p>
@@ -1968,7 +1968,7 @@
         <w:rPr>
           <w:lang w:val="pt_PT" w:bidi="pt_PT"/>
         </w:rPr>
-        <w:t xml:space="preserve"> Samuel amadurecia, e o SENHOR o acompanhava, fazendo acontecer tudo o que Samuel dizia que ia acontecer.</w:t>
+        <w:t xml:space="preserve"> Samuel crescia, e o SENHOR estava com ele, fazendo com que todas as suas palavras se cumprissem.</w:t>
       </w:r>
     </w:p>
     <w:p>
@@ -2047,7 +2047,7 @@
         <w:rPr>
           <w:lang w:val="pt_PT" w:bidi="pt_PT"/>
         </w:rPr>
-        <w:t xml:space="preserve"> As mensagens transmitidas por Samuel alcançavam todo o povo de Israel. Naquele período, Israel enfrentava os filisteus em combate. O exército israelita havia se estabelecido nas proximidades de Ebenézer, enquanto os filisteus montaram acampamento em Afeque.</w:t>
+        <w:t xml:space="preserve"> A palavra de Samuel era conhecida por todo o povo de Israel. Naquele período, Israel enfrentava os filisteus em combate. O exército israelita havia se estabelecido perto de Ebenézer, enquanto os filisteus montaram acampamento em Afeque.</w:t>
       </w:r>
     </w:p>
     <w:p>
@@ -2089,7 +2089,7 @@
         <w:rPr>
           <w:lang w:val="pt_PT" w:bidi="pt_PT"/>
         </w:rPr>
-        <w:t xml:space="preserve"> Depois do confronto, os combatentes retornaram ao acampamento, e os líderes de Israel refletiram: “Por que o SENHOR permitiu que fôssemos derrotados pelos filisteus? Vamos buscar a arca da aliança do SENHOR em Siló, para que ela esteja entre nós e nos salve do domínio do inimigo”.</w:t>
+        <w:t xml:space="preserve"> Depois do confronto, os combatentes retornaram ao acampamento, e os líderes de Israel refletiram: “Por que o SENHOR permitiu que fôssemos derrotados pelos filisteus? Vamos buscar a arca da aliança do SENHOR em Siló, para que ele esteja conosco e nos livre das mãos de nossos inimigos”.</w:t>
       </w:r>
     </w:p>
     <w:p>
@@ -2110,7 +2110,7 @@
         <w:rPr>
           <w:lang w:val="pt_PT" w:bidi="pt_PT"/>
         </w:rPr>
-        <w:t xml:space="preserve"> Então mandaram buscar em Siló a arca da aliança do SENHOR dos Exércitos, que está assentado entre os querubins. Hofni e Fineias, os dois filhos de Eli, vieram junto com a arca da aliança do SENHOR ao campo de batalha.</w:t>
+        <w:t xml:space="preserve"> Então mandaram buscar em Siló a arca da aliança do SENHOR dos Exércitos, aquele que reina entre os querubins. Hofni e Fineias, os dois filhos de Eli, vieram junto com a arca da aliança do SENHOR até o campo de batalha.</w:t>
       </w:r>
     </w:p>
     <w:p>
@@ -2173,7 +2173,7 @@
         <w:rPr>
           <w:lang w:val="pt_PT" w:bidi="pt_PT"/>
         </w:rPr>
-        <w:t xml:space="preserve"> Então os filisteus ficaram aterrorizados e disseram: “Deuses vieram para o acampamento. Ai de nós! Jamais vimos algo parecido”.</w:t>
+        <w:t xml:space="preserve"> Então os filisteus ficaram aterrorizados e disseram: “Deuses vieram para o acampamento. Ai de nós! Jamais vimos algo parecido.</w:t>
       </w:r>
     </w:p>
     <w:p>
@@ -2194,7 +2194,7 @@
         <w:rPr>
           <w:lang w:val="pt_PT" w:bidi="pt_PT"/>
         </w:rPr>
-        <w:t xml:space="preserve"> Ai de nós! Quem poderá nos salvar das mãos desses deuses tão poderosos? São os deuses que castigaram os egípcios com todo tipo de praga no deserto.</w:t>
+        <w:t xml:space="preserve"> Ai de nós! Quem poderá nos salvar das mãos desses deuses tão poderosos? São os deuses que castigaram os egípcios com todo tipo de praga, no deserto.</w:t>
       </w:r>
     </w:p>
     <w:p>
@@ -2257,7 +2257,7 @@
         <w:rPr>
           <w:lang w:val="pt_PT" w:bidi="pt_PT"/>
         </w:rPr>
-        <w:t xml:space="preserve"> A arca de Deus foi capturada pelos filisteus, e Hofni e Finéias, filhos de Eli, foram mortos.</w:t>
+        <w:t xml:space="preserve"> A arca de Deus foi capturada pelos filisteus, e Hofni e Fineias, filhos de Eli, foram mortos.</w:t>
       </w:r>
     </w:p>
     <w:p>
@@ -2278,7 +2278,7 @@
         <w:rPr>
           <w:lang w:val="pt_PT" w:bidi="pt_PT"/>
         </w:rPr>
-        <w:t xml:space="preserve"> Um homem da tribo de Benjamim saiu correndo do campo de batalha e chegou a Siló no mesmo dia. Suas roupas estavam rasgadas, e havia pó sobre sua cabeça [como sinal de tristeza].</w:t>
+        <w:t xml:space="preserve"> Um homem da tribo de Benjamim saiu correndo do campo de batalha e chegou a Siló no mesmo dia. Suas roupas estavam rasgadas, e, como sinal de tristeza, havia pó sobre sua cabeça.</w:t>
       </w:r>
     </w:p>
     <w:p>
@@ -2341,7 +2341,7 @@
         <w:rPr>
           <w:lang w:val="pt_PT" w:bidi="pt_PT"/>
         </w:rPr>
-        <w:t xml:space="preserve"> Eli tinha noventa e oito anos e já não conseguia ver.</w:t>
+        <w:t xml:space="preserve"> Eli tinha 98 anos e já não conseguia ver.</w:t>
       </w:r>
     </w:p>
     <w:p>
@@ -2383,7 +2383,7 @@
         <w:rPr>
           <w:lang w:val="pt_PT" w:bidi="pt_PT"/>
         </w:rPr>
-        <w:t xml:space="preserve"> O mensageiro respondeu: “Israel foi derrotado pelos filisteus, e muitos soldados morreram. Também seus dois filhos, Hofni e Finéias, perderam a vida, e a arca de Deus foi levada”.</w:t>
+        <w:t xml:space="preserve"> O mensageiro respondeu: “Israel foi derrotado pelos filisteus, e muitos soldados morreram. Também seus dois filhos, Hofni e Fineias, perderam a vida, e a arca de Deus foi levada”.</w:t>
       </w:r>
     </w:p>
     <w:p>
@@ -2425,7 +2425,7 @@
         <w:rPr>
           <w:lang w:val="pt_PT" w:bidi="pt_PT"/>
         </w:rPr>
-        <w:t xml:space="preserve"> A nora de Eli, mulher de Finéias, estava grávida e próxima do parto. Ao ouvir que a arca de Deus fora tomada e que seu sogro e seu marido estavam mortos, entrou em trabalho de parto e deu à luz, mas não resistiu às dores.</w:t>
+        <w:t xml:space="preserve"> A nora de Eli, mulher de Fineias, estava grávida e próxima do parto. Ao ouvir que a arca de Deus tinha sido tomada e que seu sogro e seu marido estavam mortos, entrou em trabalho de parto e deu à luz, mas não resistiu às dores do parto.</w:t>
       </w:r>
     </w:p>
     <w:p>
@@ -2446,7 +2446,7 @@
         <w:rPr>
           <w:lang w:val="pt_PT" w:bidi="pt_PT"/>
         </w:rPr>
-        <w:t xml:space="preserve"> Ela faleceu no parto, mas antes de morrer as parteiras tentaram animá-la, dizendo: “Não tenha medo! Você deu à luz um menino!”. Contudo, ela não respondeu nem deu atenção.</w:t>
+        <w:t xml:space="preserve"> Quando estava morrendo, as mulheres que a ajudavam disseram: “Não tenha medo! Você deu à luz um menino!”. Contudo, ela não respondeu nem deu atenção.</w:t>
       </w:r>
     </w:p>
     <w:p>
@@ -2588,7 +2588,7 @@
         <w:rPr>
           <w:lang w:val="pt_PT" w:bidi="pt_PT"/>
         </w:rPr>
-        <w:t xml:space="preserve"> Na manhã do dia seguinte, constataram que o mesmo fato havia ocorrido novamente: Dagom estava caído outra vez, com o rosto voltado para o chão, diante da arca do SENHOR. Desta vez, a cabeça e as mãos de Dagom estavam quebradas e se encontravam junto à entrada; apenas o tronco da imagem permaneceu sem dano.</w:t>
+        <w:t xml:space="preserve"> Na manhã do dia seguinte, constataram que o mesmo fato havia ocorrido novamente: Dagom estava caído outra vez, com o rosto voltado para o chão, diante da arca do SENHOR. Desta vez, a cabeça e as mãos de Dagom estavam quebradas e junto à entrada; apenas o tronco da imagem permaneceu no lugar.</w:t>
       </w:r>
     </w:p>
     <w:p>
@@ -2630,7 +2630,7 @@
         <w:rPr>
           <w:lang w:val="pt_PT" w:bidi="pt_PT"/>
         </w:rPr>
-        <w:t xml:space="preserve"> Então a mão do SENHOR se voltou contra os habitantes de Asdode e dos povoados ao redor, atingindo-os com uma praga de tumores.</w:t>
+        <w:t xml:space="preserve"> Então a mão do SENHOR se voltou contra os habitantes de Asdode e dos povoados ao redor, trazendo grande sofrimento e atingindo-os com uma praga de tumores.</w:t>
       </w:r>
     </w:p>
     <w:p>
@@ -2672,7 +2672,7 @@
         <w:rPr>
           <w:lang w:val="pt_PT" w:bidi="pt_PT"/>
         </w:rPr>
-        <w:t xml:space="preserve"> Então chamaram todos os governantes dos filisteus e perguntaram: “O que devemos fazer com a arca do Deus de Israel?”. Eles responderam: “Levem a arca do Deus de Israel para Gate”. E assim a arca do Deus de Israel foi transportada.</w:t>
+        <w:t xml:space="preserve"> Então chamaram todos os governantes dos filisteus e perguntaram: “O que devemos fazer com a arca do Deus de Israel?”. Eles responderam: “Levem a arca do Deus de Israel para Gate”. E assim ela foi transportada.</w:t>
       </w:r>
     </w:p>
     <w:p>
@@ -2835,7 +2835,7 @@
         <w:rPr>
           <w:lang w:val="pt_PT" w:bidi="pt_PT"/>
         </w:rPr>
-        <w:t xml:space="preserve"> Eles responderam: “Se decidirem devolver a arca do Deus de Israel, não a enviem sem uma oferta pela culpa. Dessa forma, a praga cessará. Se forem curados, vocês reconhecerão que foi a mão dele que causou esse mal”.</w:t>
+        <w:t xml:space="preserve"> Eles responderam: “Se decidirem devolver a arca do Deus de Israel, não a enviem sem uma oferta pela culpa. Dessa forma, vocês serão curados e entenderão por que a mão dele não se afastou de vocês”.</w:t>
       </w:r>
     </w:p>
     <w:p>
@@ -2856,7 +2856,7 @@
         <w:rPr>
           <w:lang w:val="pt_PT" w:bidi="pt_PT"/>
         </w:rPr>
-        <w:t xml:space="preserve"> Os filisteus perguntaram: “Qual oferta pela culpa devemos enviar?” Eles responderam: “Cinco tumores de ouro e cinco ratos de ouro, conforme o número dos governantes filisteus, pois a mesma praga atingiu vocês e também todos os seus líderes.</w:t>
+        <w:t xml:space="preserve"> Os filisteus perguntaram: “Qual oferta pela culpa devemos enviar?”. Eles responderam: “Cinco estátuas de ouro dos tumores e cinco estátuas de ouro dos ratos, conforme o número dos governantes filisteus, pois a mesma praga atingiu vocês e todos os seus líderes.</w:t>
       </w:r>
     </w:p>
     <w:p>
@@ -2877,7 +2877,7 @@
         <w:rPr>
           <w:lang w:val="pt_PT" w:bidi="pt_PT"/>
         </w:rPr>
-        <w:t xml:space="preserve"> Façam representações dos tumores e dos ratos que estão devastando a terra e deem glória ao SENHOR, o Deus de Israel. Talvez ele alivie o peso da sua mão sobre vocês, sobre seus deuses e sobre o seu território.</w:t>
+        <w:t xml:space="preserve"> Façam estátuas dos tumores e dos ratos que estão devastando a terra e deem glória ao SENHOR, o Deus de Israel. Talvez ele alivie o peso da sua mão sobre vocês, sobre seus deuses e sobre o seu território.</w:t>
       </w:r>
     </w:p>
     <w:p>
@@ -2919,7 +2919,7 @@
         <w:rPr>
           <w:lang w:val="pt_PT" w:bidi="pt_PT"/>
         </w:rPr>
-        <w:t xml:space="preserve"> “Construam agora uma carroça nova e escolham duas vacas que tenham dado cria há pouco tempo e que nunca tenham usado canga. Prendam as vacas à carroça, mas mantenham os bezerros recém-nascidos separados, dentro de um curral.</w:t>
+        <w:t xml:space="preserve"> Construam agora uma carroça nova e escolham duas vacas que tenham dado cria há pouco tempo e que nunca tenham usado canga. Prendam as vacas à carroça, mas mantenham os bezerros recém-nascidos separados, dentro de um curral.</w:t>
       </w:r>
     </w:p>
     <w:p>
@@ -2961,7 +2961,7 @@
         <w:rPr>
           <w:lang w:val="pt_PT" w:bidi="pt_PT"/>
         </w:rPr>
-        <w:t xml:space="preserve"> Se elas ultrapassarem o limite do nosso território e forem em direção a Bete-Semes, saberemos que foi o SENHOR quem trouxe sobre nós essa grande desgraça. Caso contrário, entenderemos que não foi a mão dele que nos atingiu, e que a praga foi simples coincidência".</w:t>
+        <w:t xml:space="preserve"> Se elas ultrapassarem o limite do nosso território e forem em direção a Bete-Semes, saberemos que foi o SENHOR quem trouxe sobre nós essa grande desgraça. Caso contrário, entenderemos que não foi a mão dele que nos atingiu, e que a praga foi simples coincidência”.</w:t>
       </w:r>
     </w:p>
     <w:p>
@@ -2982,7 +2982,7 @@
         <w:rPr>
           <w:lang w:val="pt_PT" w:bidi="pt_PT"/>
         </w:rPr>
-        <w:t xml:space="preserve"> Os filisteus fizeram exatamente como havia sido orientado. Prenderam duas vacas à carroça e colocaram os bezerros recém-nascidos em um curral separado.</w:t>
+        <w:t xml:space="preserve"> Os filisteus fizeram exatamente como havia sido orientado. Prenderam duas vacas à carroça e colocaram os bezerros recém-nascidos num curral separado.</w:t>
       </w:r>
     </w:p>
     <w:p>
@@ -3024,7 +3024,7 @@
         <w:rPr>
           <w:lang w:val="pt_PT" w:bidi="pt_PT"/>
         </w:rPr>
-        <w:t xml:space="preserve"> As vacas seguiram diretamente pela estrada em direção a Bete-Semes, sem se desviar nem para a direita nem para a esquerda, mugindo durante todo o trajeto. Os governantes filisteus as acompanharam até o limite do território de Bete-Semes.</w:t>
+        <w:t xml:space="preserve"> As vacas seguiram diretamente pela estrada para Bete-Semes, sem se desviar nem para a direita nem para a esquerda, mugindo durante todo o trajeto. Os governantes filisteus as acompanharam até o limite do território de Bete-Semes.</w:t>
       </w:r>
     </w:p>
     <w:p>
@@ -3066,7 +3066,7 @@
         <w:rPr>
           <w:lang w:val="pt_PT" w:bidi="pt_PT"/>
         </w:rPr>
-        <w:t xml:space="preserve"> A carroça entrou no campo de um homem chamado Josué e parou junto a uma grande pedra. Então o povo quebrou a madeira da carroça para fazer fogo, sacrificou as vacas e as ofereceu ao SENHOR como sacrifício queimado ao SENHOR.</w:t>
+        <w:t xml:space="preserve"> A carroça entrou no campo de um homem chamado Josué e parou junto a uma grande pedra. Então o povo quebrou a madeira da carroça para fazer fogo, sacrificou as vacas e as ofereceu ao SENHOR como sacrifício queimado.</w:t>
       </w:r>
     </w:p>
     <w:p>
@@ -3129,7 +3129,7 @@
         <w:rPr>
           <w:lang w:val="pt_PT" w:bidi="pt_PT"/>
         </w:rPr>
-        <w:t xml:space="preserve"> Os cinco tumores de ouro enviados pelos filisteus ao SENHOR como oferta pela culpa eram ofertas dos governantes de Asdode, Gaza, Ascalom, Gate e Ecrom.</w:t>
+        <w:t xml:space="preserve"> As cinco estátuas de ouro dos tumores enviadas pelos filisteus ao SENHOR como oferta pela culpa eram ofertas dos governantes de Asdode, Gaza, Ascalom, Gate e Ecrom.</w:t>
       </w:r>
     </w:p>
     <w:p>
@@ -3150,7 +3150,7 @@
         <w:rPr>
           <w:lang w:val="pt_PT" w:bidi="pt_PT"/>
         </w:rPr>
-        <w:t xml:space="preserve"> Os cinco ratos de ouro simbolizavam as cinco cidades filisteias e os povoados ao redor, governados pelos cinco líderes. A grande pedra onde a arca do SENHOR foi colocada permanece até hoje no campo de Josué, em Bete-Semes, como prova do que ocorreu naquele lugar.</w:t>
+        <w:t xml:space="preserve"> Os cinco ratos de ouro simbolizavam as cinco cidades filisteias, tanto as cidades fortificadas como os povoados ao redor, que pertenciam aos cinco líderes. A grande pedra onde a arca do SENHOR foi colocada permanece até hoje no campo de Josué, em Bete-Semes, como prova do que aconteceu naquele lugar.</w:t>
       </w:r>
     </w:p>
     <w:p>
@@ -3171,7 +3171,7 @@
         <w:rPr>
           <w:lang w:val="pt_PT" w:bidi="pt_PT"/>
         </w:rPr>
-        <w:t xml:space="preserve"> O SENHOR feriu alguns homens de Bete-Semes, e setenta deles morreram porque haviam olhado para dentro da arca do SENHOR. O povo lamentou profundamente por causa da grande mortandade que o SENHOR havia causado.</w:t>
+        <w:t xml:space="preserve"> O SENHOR feriu alguns homens de Bete-Semes, e setenta deles morreram porque haviam olhado para dentro da arca do SENHOR. O povo lamentou profundamente por causa da matança que o SENHOR havia feito.</w:t>
       </w:r>
     </w:p>
     <w:p>
@@ -3271,7 +3271,7 @@
         <w:rPr>
           <w:lang w:val="pt_PT" w:bidi="pt_PT"/>
         </w:rPr>
-        <w:t xml:space="preserve"> A arca ficou em Quiriate-Jearim por um longo período, somando vinte anos. Durante esse tempo, todo o povo de Israel chorava, aguardando uma intervenção do SENHOR.</w:t>
+        <w:t xml:space="preserve"> A arca ficou em Quiriate-Jearim por um longo período, somando vinte anos. Durante esse tempo, todo o povo de Israel buscava o SENHOR com súplicas.</w:t>
       </w:r>
     </w:p>
     <w:p>
@@ -3355,7 +3355,7 @@
         <w:rPr>
           <w:lang w:val="pt_PT" w:bidi="pt_PT"/>
         </w:rPr>
-        <w:t xml:space="preserve"> Eles se ajuntaram em Mispá, retiraram água do poço e a derramaram diante do SENHOR. Jejuaram durante todo o dia e reconheceram que haviam pecado contra o SENHOR. Foi em Mispá que Samuel passou a exercer a função de juiz em Israel.</w:t>
+        <w:t xml:space="preserve"> Eles se ajuntaram em Mispá, tiraram água e a derramaram diante do SENHOR. Jejuaram naquele dia e reconheceram que haviam pecado contra o SENHOR. Foi em Mispá que Samuel passou a exercer a função de juiz em Israel.</w:t>
       </w:r>
     </w:p>
     <w:p>
@@ -3418,7 +3418,7 @@
         <w:rPr>
           <w:lang w:val="pt_PT" w:bidi="pt_PT"/>
         </w:rPr>
-        <w:t xml:space="preserve"> Samuel tomou um cordeiro que ainda mamava e o ofereceu por completo como oferta queimada ao SENHOR. Ele clamou ao SENHOR em favor de Israel, e o SENHOR respondeu à sua oração.</w:t>
+        <w:t xml:space="preserve"> Samuel tomou um cordeiro que ainda mamava e o ofereceu inteiro como oferta queimada ao SENHOR. Ele clamou ao SENHOR em favor de Israel, e o SENHOR respondeu à sua oração.</w:t>
       </w:r>
     </w:p>
     <w:p>
@@ -3502,7 +3502,7 @@
         <w:rPr>
           <w:lang w:val="pt_PT" w:bidi="pt_PT"/>
         </w:rPr>
-        <w:t xml:space="preserve"> Desse modo, os filisteus foram derrotados, e o SENHOR Deus impediu que eles voltassem a atacar a terra de Israel enquanto Samuel viveu.</w:t>
+        <w:t xml:space="preserve"> Desse modo, os filisteus foram derrotados e não voltaram a invadir o território de Israel. Durante toda a vida de Samuel, a mão do SENHOR esteve contra os filisteus.</w:t>
       </w:r>
     </w:p>
     <w:p>
@@ -3523,7 +3523,7 @@
         <w:rPr>
           <w:lang w:val="pt_PT" w:bidi="pt_PT"/>
         </w:rPr>
-        <w:t xml:space="preserve"> Todas as cidades que haviam sido tomadas pelos filisteus, desde Ecrom até Gate, foram restituídas ao povo de Israel. Assim, os israelitas retomaram todo o seu território. Houve também paz entre os israelitas e os amorreus.</w:t>
+        <w:t xml:space="preserve"> Todas as cidades que haviam sido tomadas pelos filisteus, desde Ecrom até Gate, foram devolvidas ao povo de Israel. Os israelitas também recuperaram as áreas ao redor dessas cidades. Houve também paz entre os israelitas e os amorreus.</w:t>
       </w:r>
     </w:p>
     <w:p>
@@ -3544,7 +3544,7 @@
         <w:rPr>
           <w:lang w:val="pt_PT" w:bidi="pt_PT"/>
         </w:rPr>
-        <w:t xml:space="preserve"> Samuel continuou sendo o chefe e juiz de Israel por toda a sua vida.</w:t>
+        <w:t xml:space="preserve"> Samuel continuou como juiz de Israel por toda a sua vida.</w:t>
       </w:r>
     </w:p>
     <w:p>
@@ -3707,7 +3707,7 @@
         <w:rPr>
           <w:lang w:val="pt_PT" w:bidi="pt_PT"/>
         </w:rPr>
-        <w:t xml:space="preserve"> Disseram a ele: “Tu já estás velho, e teus filhos não seguem teus caminhos; estabelece para nós um rei que nos conduza, como acontece com as outras nações”.</w:t>
+        <w:t xml:space="preserve"> Disseram a ele: “Você já está velho, e seus filhos não seguem seus caminhos. Estabeleça para nós um rei que nos conduza, como acontece com as outras nações”.</w:t>
       </w:r>
     </w:p>
     <w:p>
@@ -3728,7 +3728,7 @@
         <w:rPr>
           <w:lang w:val="pt_PT" w:bidi="pt_PT"/>
         </w:rPr>
-        <w:t xml:space="preserve"> Mas quando pediram: “Dá-nos um rei para que nos governe”, Samuel ficou contrariado e apresentou sua oração ao SENHOR.</w:t>
+        <w:t xml:space="preserve"> Mas quando pediram: “Dê-nos um rei para que nos governe”, Samuel ficou descontente e apresentou sua oração ao SENHOR.</w:t>
       </w:r>
     </w:p>
     <w:p>
@@ -3749,7 +3749,7 @@
         <w:rPr>
           <w:lang w:val="pt_PT" w:bidi="pt_PT"/>
         </w:rPr>
-        <w:t xml:space="preserve"> O SENHOR respondeu a Samuel: “Atenda ao que eles solicitam, pois é a mim que estão rejeitando, e não a você. Eles recusam a mim como seu rei.</w:t>
+        <w:t xml:space="preserve"> O SENHOR respondeu a Samuel: “Atenda ao que eles solicitam, pois não é a você que estão rejeitando, mas a mim. Eles não me querem como seu rei.</w:t>
       </w:r>
     </w:p>
     <w:p>
@@ -3770,7 +3770,7 @@
         <w:rPr>
           <w:lang w:val="pt_PT" w:bidi="pt_PT"/>
         </w:rPr>
-        <w:t xml:space="preserve"> Desde o dia em que os tirei do Egito até agora, têm me deixado e seguido outros deuses; e agora fazem com você o mesmo.</w:t>
+        <w:t xml:space="preserve"> Desde o dia em que os tirei do Egito até agora, eles têm me deixado e seguido outros deuses; e agora fazem com você o mesmo.</w:t>
       </w:r>
     </w:p>
     <w:p>
@@ -3854,7 +3854,7 @@
         <w:rPr>
           <w:lang w:val="pt_PT" w:bidi="pt_PT"/>
         </w:rPr>
-        <w:t xml:space="preserve"> Designará alguns como comandantes de mil e outros como comandantes de cinquenta. Além disso, os obrigará a arar suas terras, recolher suas colheitas e fabricar armas e equipamentos para seus carros de guerra.</w:t>
+        <w:t xml:space="preserve"> Designará alguns como comandantes de mil e outros como comandantes de cinquenta. Além disso, ele os obrigará a arar suas terras, recolher suas colheitas e fabricar armas e equipamentos para seus carros de guerra.</w:t>
       </w:r>
     </w:p>
     <w:p>
@@ -3917,7 +3917,7 @@
         <w:rPr>
           <w:lang w:val="pt_PT" w:bidi="pt_PT"/>
         </w:rPr>
-        <w:t xml:space="preserve"> Ficará com a décima parte dos cereais e das uvas para oferecer aos oficiais da corte e aos demais funcionários.</w:t>
+        <w:t xml:space="preserve"> Ficará com a décima parte dos cereais e das uvas para oferecer aos oficiais da corte e aos servos.</w:t>
       </w:r>
     </w:p>
     <w:p>
@@ -3938,7 +3938,7 @@
         <w:rPr>
           <w:lang w:val="pt_PT" w:bidi="pt_PT"/>
         </w:rPr>
-        <w:t xml:space="preserve"> Tomará também seus empregados, além do melhor do gado e dos jumentos, para o serviço dele.</w:t>
+        <w:t xml:space="preserve"> Tomará também seus empregados, homens e mulheres, além do melhor do gado e dos jumentos, para o serviço dele.</w:t>
       </w:r>
     </w:p>
     <w:p>
@@ -3980,7 +3980,7 @@
         <w:rPr>
           <w:lang w:val="pt_PT" w:bidi="pt_PT"/>
         </w:rPr>
-        <w:t xml:space="preserve"> Quando isso ocorrer, vocês lamentarão amargamente por causa do rei que escolheram, mas o SENHOR não ouvirá suas súplicas".</w:t>
+        <w:t xml:space="preserve"> Quando isso ocorrer, vocês lamentarão amargamente por causa do rei que escolheram, mas o SENHOR não ouvirá suas súplicas”.</w:t>
       </w:r>
     </w:p>
     <w:p>
@@ -4416,7 +4416,7 @@
         <w:rPr>
           <w:lang w:val="pt_PT" w:bidi="pt_PT"/>
         </w:rPr>
-        <w:t xml:space="preserve"> “Amanhã, por volta deste horário, enviarei a você um homem da terra de Benjamim. Unja‑o como líder sobre o meu povo Israel; ele livrará o meu povo do poder dos filisteus. Voltei minha atenção para o meu povo, pois o clamor deles chegou até mim”.</w:t>
+        <w:t xml:space="preserve"> “Amanhã, por volta deste horário, enviarei a você um homem da terra de Benjamim. Unja‑o como líder sobre o meu povo Israel. Ele livrará o meu povo do poder dos filisteus. Voltei minha atenção para o meu povo, pois o clamor deles chegou até mim”.</w:t>
       </w:r>
     </w:p>
     <w:p>
@@ -4458,7 +4458,7 @@
         <w:rPr>
           <w:lang w:val="pt_PT" w:bidi="pt_PT"/>
         </w:rPr>
-        <w:t xml:space="preserve"> Nesse instante, Saul se aproximou de Samuel à entrada da cidade e perguntou: “O senhor poderia me informar onde fica a casa do vidente?”.</w:t>
+        <w:t xml:space="preserve"> Nesse instante, Saul se aproximou de Samuel à entrada da cidade e perguntou: “Poderia me informar onde fica a casa do vidente?”.</w:t>
       </w:r>
     </w:p>
     <w:p>
@@ -4479,7 +4479,7 @@
         <w:rPr>
           <w:lang w:val="pt_PT" w:bidi="pt_PT"/>
         </w:rPr>
-        <w:t xml:space="preserve"> Samuel respondeu: “Eu sou o vidente. Vá adiante de mim até o lugar de adoração. Lá comeremos juntos e, pela manhã, direi tudo o que você deseja saber; depois, poderá seguir seu caminho.</w:t>
+        <w:t xml:space="preserve"> Samuel respondeu: “Eu sou o vidente. Vá adiante de mim até o lugar de adoração. Lá comeremos juntos e, pela manhã, direi tudo o que você deseja saber. Depois, poderá seguir seu caminho.</w:t>
       </w:r>
     </w:p>
     <w:p>
@@ -4500,7 +4500,7 @@
         <w:rPr>
           <w:lang w:val="pt_PT" w:bidi="pt_PT"/>
         </w:rPr>
-        <w:t xml:space="preserve"> Quanto às jumentas que se perderam há três dias, não se preocupe, pois já foram encontradas. Saiba que as expectativas de Israel estão voltadas para você e para a sua família”.</w:t>
+        <w:t xml:space="preserve"> Quanto às jumentas que se perderam há três dias, não se preocupe, pois já foram encontradas. E para quem será tudo o que há de precioso em Israel, senão para você e toda a família do seu pai?”.</w:t>
       </w:r>
     </w:p>
     <w:p>
@@ -4626,7 +4626,7 @@
         <w:rPr>
           <w:lang w:val="pt_PT" w:bidi="pt_PT"/>
         </w:rPr>
-        <w:t xml:space="preserve"> Ao amanhecer do dia seguinte, Samuel chamou Saul e disse: “Levante‑se, é hora de partir”. Saul se preparou, e os dois saíram juntos.</w:t>
+        <w:t xml:space="preserve"> Ao amanhecer, Samuel chamou Saul e disse: “Levante‑se, é hora de partir”. Saul se preparou, e os dois saíram juntos.</w:t>
       </w:r>
     </w:p>
     <w:p>
@@ -4684,7 +4684,7 @@
         <w:rPr>
           <w:lang w:val="pt_PT" w:bidi="pt_PT"/>
         </w:rPr>
-        <w:t xml:space="preserve"> Samuel tomou um recipiente com óleo e o despejou sobre a cabeça de Saul. Em seguida, deu-lhe um beijo e declarou: “Faço isso porque o SENHOR o escolheu para governar Israel, o povo que lhe pertence de modo especial.</w:t>
+        <w:t xml:space="preserve"> Samuel tomou um recipiente com óleo e o despejou sobre a cabeça de Saul. Em seguida, deu-lhe um beijo e declarou: “Faço isso porque o SENHOR o escolheu como líder da herança dele, Israel.</w:t>
       </w:r>
     </w:p>
     <w:p>
@@ -4705,7 +4705,7 @@
         <w:rPr>
           <w:lang w:val="pt_PT" w:bidi="pt_PT"/>
         </w:rPr>
-        <w:t xml:space="preserve"> Ainda hoje, ao seguir viagem, você encontrará dois homens perto do sepulcro de Raquel, em Zelza, na fronteira do território de Benjamim. Eles lhe informarão que as jumentas já foram achadas e que seu pai deixou de se preocupar com elas; agora, está aflito por vocês e pergunta: ‘O que farei para encontrar meu filho?’.</w:t>
+        <w:t xml:space="preserve"> Ainda hoje, ao seguir viagem, você encontrará dois homens perto do sepulcro de Raquel, em Zelza, na fronteira do território de Benjamim. Eles lhe informarão que as jumentas já foram achadas e que seu pai deixou de se preocupar com elas; agora, ele está preocupado com vocês e pergunta: ‘O que farei para encontrar meu filho?’.</w:t>
       </w:r>
     </w:p>
     <w:p>
@@ -4726,7 +4726,7 @@
         <w:rPr>
           <w:lang w:val="pt_PT" w:bidi="pt_PT"/>
         </w:rPr>
-        <w:t xml:space="preserve"> Ao prosseguir e chegar ao carvalho de Tabor, você se deparará com três homens que vêm em sua direção, indo para Betel a fim de adorar a Deus. Um levará três cabritos, outro carregará três pães, e o terceiro trará um odre cheio de vinho.</w:t>
+        <w:t xml:space="preserve"> Ao prosseguir e chegar ao carvalho de Tabor, você se deparará com três homens que vêm em sua direção, subindo ao santuário de Deus em Betel. Um levará três cabritos, outro carregará três pães, e o terceiro trará um odre cheio de vinho.</w:t>
       </w:r>
     </w:p>
     <w:p>
@@ -4768,7 +4768,7 @@
         <w:rPr>
           <w:lang w:val="pt_PT" w:bidi="pt_PT"/>
         </w:rPr>
-        <w:t xml:space="preserve"> Quando você alcançar Gibeá-Eloim, onde está o destacamento dos filisteus, encontrará um grupo de profetas descendo do local de adoração. Eles virão tocando harpa, tamborim, flauta e lira, enquanto profetizam.</w:t>
+        <w:t xml:space="preserve"> Quando você alcançar Gibeá-Eloim, onde está o destacamento dos filisteus, encontrará um grupo de profetas descendo do altar no monte. Eles virão tocando harpa, tamborim, flauta e lira, enquanto profetizam.</w:t>
       </w:r>
     </w:p>
     <w:p>
@@ -4789,7 +4789,7 @@
         <w:rPr>
           <w:lang w:val="pt_PT" w:bidi="pt_PT"/>
         </w:rPr>
-        <w:t xml:space="preserve"> Nesse momento, o Espírito do SENHOR se apoderará de você com poder, e você profetizará junto com eles, tornando-se uma pessoa diferente.</w:t>
+        <w:t xml:space="preserve"> Nesse momento, o Espírito do SENHOR se apoderará de você, e você profetizará junto com eles, tornando-se uma pessoa diferente.</w:t>
       </w:r>
     </w:p>
     <w:p>
@@ -4810,7 +4810,7 @@
         <w:rPr>
           <w:lang w:val="pt_PT" w:bidi="pt_PT"/>
         </w:rPr>
-        <w:t xml:space="preserve"> Depois que esses sinais acontecerem, faça o que precisar ser feito, pois Deus estará com você.</w:t>
+        <w:t xml:space="preserve"> Depois que esses sinais acontecerem, faça o que achar melhor, pois Deus estará com você.</w:t>
       </w:r>
     </w:p>
     <w:p>
@@ -4831,7 +4831,7 @@
         <w:rPr>
           <w:lang w:val="pt_PT" w:bidi="pt_PT"/>
         </w:rPr>
-        <w:t xml:space="preserve"> Vá adiante até Gilgal. Eu irei encontrá-lo ali para oferecer holocaustos e sacrifícios de comunhão. Espere ali durante sete dias, até que eu chegue e lhe dê instruções adicionais".</w:t>
+        <w:t xml:space="preserve"> Vá adiante até Gilgal. Eu irei encontrá-lo ali para oferecer holocaustos e ofertas de paz. Espere ali durante sete dias, até que eu chegue e lhe dê instruções adicionais”.</w:t>
       </w:r>
     </w:p>
     <w:p>
@@ -4936,7 +4936,7 @@
         <w:rPr>
           <w:lang w:val="pt_PT" w:bidi="pt_PT"/>
         </w:rPr>
-        <w:t xml:space="preserve"> Quando Saul terminou de profetizar, foi até o lugar de culto.</w:t>
+        <w:t xml:space="preserve"> Quando Saul terminou de profetizar, foi para o altar no monte.</w:t>
       </w:r>
     </w:p>
     <w:p>
@@ -4957,7 +4957,7 @@
         <w:rPr>
           <w:lang w:val="pt_PT" w:bidi="pt_PT"/>
         </w:rPr>
-        <w:t xml:space="preserve"> O tio de Saul perguntou a ele e ao servo: “Por onde vocês andaram?”. Saul respondeu: “Saímos à procura das jumentas, mas não as encontramos. Por isso, fomos falar com Samuel para obter informações”.</w:t>
+        <w:t xml:space="preserve"> O tio de Saul perguntou a ele e ao servo: “Por onde vocês andaram?”. Saul respondeu: “Saímos à procura das jumentas, mas não as encontramos. Por isso, fomos falar com Samuel para saber o que fazer”.</w:t>
       </w:r>
     </w:p>
     <w:p>
@@ -5188,7 +5188,7 @@
         <w:rPr>
           <w:lang w:val="pt_PT" w:bidi="pt_PT"/>
         </w:rPr>
-        <w:t xml:space="preserve"> Samuel explicou ao povo os direitos e deveres do reino, registrou tudo num livro e o colocou diante do SENHOR. Depois disso, mandou que o povo voltasse para suas casas.</w:t>
+        <w:t xml:space="preserve"> Samuel explicou ao povo os direitos e deveres do reino, registrou tudo num livro e o colocou diante do SENHOR. Depois disso, mandou que o povo voltasse para casa.</w:t>
       </w:r>
     </w:p>
     <w:p>
@@ -5209,7 +5209,7 @@
         <w:rPr>
           <w:lang w:val="pt_PT" w:bidi="pt_PT"/>
         </w:rPr>
-        <w:t xml:space="preserve"> Saul também retornou para sua casa em Gibeá, acompanhado por guerreiros cujos corações Deus havia tocado.</w:t>
+        <w:t xml:space="preserve"> Saul também retornou para sua casa em Gibeá, acompanhado por guerreiros cujo coração Deus havia tocado.</w:t>
       </w:r>
     </w:p>
     <w:p>
@@ -5267,7 +5267,7 @@
         <w:rPr>
           <w:lang w:val="pt_PT" w:bidi="pt_PT"/>
         </w:rPr>
-        <w:t xml:space="preserve"> Aproximadamente um mês depois, Naás, governante de Amom, marchou com suas tropas contra Jabes-Gileade. Diante disso, os moradores da cidade suplicaram: “Faça um acordo conosco, e nós o serviremos”.</w:t>
+        <w:t xml:space="preserve"> Naás, governante de Amom, marchou com suas tropas e cercou Jabes-Gileade. Então os moradores da cidade suplicaram: “Faça um acordo conosco, e nós o serviremos”.</w:t>
       </w:r>
     </w:p>
     <w:p>
@@ -5414,7 +5414,7 @@
         <w:rPr>
           <w:lang w:val="pt_PT" w:bidi="pt_PT"/>
         </w:rPr>
-        <w:t xml:space="preserve"> Ao reunir o povo em Bezeque, Saul percebeu que estavam ali trezentos mil homens de Israel e trinta mil homens de Judá.</w:t>
+        <w:t xml:space="preserve"> Ao reunir o povo em Bezeque, Saul percebeu que estavam ali 300 mil homens de Israel e 30 mil homens de Judá.</w:t>
       </w:r>
     </w:p>
     <w:p>
@@ -5435,7 +5435,7 @@
         <w:rPr>
           <w:lang w:val="pt_PT" w:bidi="pt_PT"/>
         </w:rPr>
-        <w:t xml:space="preserve"> Então ele mandou os mensageiros retornarem a Jabes-Gileade com o aviso: “Amanhã, antes do meio-dia, vocês serão socorridos”. Ao receberem a mensagem, os moradores de Jabes se alegraram muito.</w:t>
+        <w:t xml:space="preserve"> Então disseram aos mensageiros que voltassem a Jabes-Gileade com o aviso: “Amanhã, na hora mais quente do dia, vocês serão socorridos”. Quando ouviram a mensagem, os moradores de Jabes se alegraram muito.</w:t>
       </w:r>
     </w:p>
     <w:p>
@@ -5561,7 +5561,7 @@
         <w:rPr>
           <w:lang w:val="pt_PT" w:bidi="pt_PT"/>
         </w:rPr>
-        <w:t xml:space="preserve"> O povo foi a Gilgal e, ali, diante do SENHOR, em uma cerimônia solene, confirmou Saul como rei. Depois, apresentaram ao SENHOR ofertas de paz, e Saul e todos os israelitas celebraram com grande alegria.</w:t>
+        <w:t xml:space="preserve"> O povo foi a Gilgal e, ali, diante do SENHOR, confirmou Saul como rei. Depois, eles apresentaram ao SENHOR ofertas de paz, e Saul e todos os israelitas celebraram com grande alegria.</w:t>
       </w:r>
     </w:p>
     <w:p>
@@ -5619,7 +5619,7 @@
         <w:rPr>
           <w:lang w:val="pt_PT" w:bidi="pt_PT"/>
         </w:rPr>
-        <w:t xml:space="preserve"> Agora ele governa sobre vocês. Quanto a mim, estou aqui diante de todos, já idoso e com os cabelos brancos; meus filhos convivem com vocês. Desde a minha juventude até este dia, servi como líder do povo.</w:t>
+        <w:t xml:space="preserve"> Agora ele governa sobre vocês. Quanto a mim, estou aqui diante de todos, já idoso e com os cabelos brancos; meus filhos convivem com vocês. Desde a minha juventude até este dia, tenho andado diante de vocês.</w:t>
       </w:r>
     </w:p>
     <w:p>
@@ -5640,7 +5640,7 @@
         <w:rPr>
           <w:lang w:val="pt_PT" w:bidi="pt_PT"/>
         </w:rPr>
-        <w:t xml:space="preserve"> Estou aqui: apresentem testemunho contra mim diante do SENHOR e diante do rei que Ele escolheu. De quem tomei um boi ou um jumento? A quem enganei ou explorei? De quem recebi pagamento indevido para distorcer o direito? Falem, e repararei qualquer erro que tenha cometido”.</w:t>
+        <w:t xml:space="preserve"> Estou aqui: apresentem testemunho contra mim diante do SENHOR e diante do rei que ele escolheu. De quem tomei um boi ou um jumento? A quem enganei ou explorei? De quem recebi pagamento indevido para distorcer o direito? Falem, e repararei qualquer erro que tenha cometido”.</w:t>
       </w:r>
     </w:p>
     <w:p>
@@ -5682,7 +5682,7 @@
         <w:rPr>
           <w:lang w:val="pt_PT" w:bidi="pt_PT"/>
         </w:rPr>
-        <w:t xml:space="preserve"> Samuel respondeu: “O SENHOR é testemunha perante vocês, assim como o rei que ele consagrou hoje, de que não encontraram nenhuma acusação contra mim”. E disseram: “Sim, eles são testemunhas”.</w:t>
+        <w:t xml:space="preserve"> Samuel respondeu: “O SENHOR é testemunha perante vocês, assim como o rei que ele consagrou hoje, de que não encontraram nenhuma acusação contra mim”. E disseram: “Sim, ele é testemunha”.</w:t>
       </w:r>
     </w:p>
     <w:p>
@@ -5703,7 +5703,7 @@
         <w:rPr>
           <w:lang w:val="pt_PT" w:bidi="pt_PT"/>
         </w:rPr>
-        <w:t xml:space="preserve"> Depois disso, Samuel disse ao povo: “O SENHOR foi quem estabeleceu Moisés e Arão e conduziu os seus antepassados para fora do Egito”.</w:t>
+        <w:t xml:space="preserve"> Depois disso, Samuel disse ao povo: “O SENHOR foi quem estabeleceu Moisés e Arão e conduziu os seus antepassados para fora do Egito.</w:t>
       </w:r>
     </w:p>
     <w:p>
@@ -5724,7 +5724,7 @@
         <w:rPr>
           <w:lang w:val="pt_PT" w:bidi="pt_PT"/>
         </w:rPr>
-        <w:t xml:space="preserve"> Agora, permaneçam na presença do SENHOR, enquanto exponho diante de vocês todas as obras justas que o SENHOR realizou em favor de vocês e de seus pais.</w:t>
+        <w:t xml:space="preserve"> Agora, permaneçam aqui na presença do SENHOR, enquanto apresento o caso de vocês diante dele, lembrando todas as obras justas que o SENHOR realizou em favor de vocês e de seus pais.</w:t>
       </w:r>
     </w:p>
     <w:p>
@@ -5745,7 +5745,7 @@
         <w:rPr>
           <w:lang w:val="pt_PT" w:bidi="pt_PT"/>
         </w:rPr>
-        <w:t xml:space="preserve"> Quando Israel estava no Egito e seus antepassados clamaram ao SENHOR, ele enviou Moisés e Arão para tirá-los de lá e conduzi-los a esta terra.</w:t>
+        <w:t xml:space="preserve"> Depois que Jacó foi para o Egito e seus antepassados clamaram ao SENHOR, ele enviou Moisés e Arão para tirá-los de lá e conduzi-los a este lugar.</w:t>
       </w:r>
     </w:p>
     <w:p>
@@ -5766,7 +5766,7 @@
         <w:rPr>
           <w:lang w:val="pt_PT" w:bidi="pt_PT"/>
         </w:rPr>
-        <w:t xml:space="preserve"> Mas o povo logo se esqueceu do SENHOR, seu Deus; por isso, ele os entregou a Sísera, líder do exército de Hazor, e também aos filisteus e ao rei de Moabe, que combateram contra eles.</w:t>
+        <w:t xml:space="preserve"> Mas o povo logo se esqueceu do SENHOR, seu Deus. Por isso, ele os entregou a Sísera, líder do exército de Hazor, e também aos filisteus e ao rei de Moabe, que combateram contra eles.</w:t>
       </w:r>
     </w:p>
     <w:p>
@@ -5787,7 +5787,7 @@
         <w:rPr>
           <w:lang w:val="pt_PT" w:bidi="pt_PT"/>
         </w:rPr>
-        <w:t xml:space="preserve"> Eles clamaram ao SENHOR, dizendo: “Reconhecemos nosso pecado, pois abandonamos o SENHOR e prestamos culto aos baalins e aos postes sagrados. Agora, livra-nos das mãos dos nossos inimigos, e nós te serviremos”.</w:t>
+        <w:t xml:space="preserve"> Eles clamaram ao SENHOR, dizendo: ‘Reconhecemos nosso pecado, pois abandonamos o SENHOR e prestamos culto aos baalins e aos postes sagrados. Agora, livra-nos das mãos dos nossos inimigos, e nós te serviremos’.</w:t>
       </w:r>
     </w:p>
     <w:p>
@@ -5829,7 +5829,7 @@
         <w:rPr>
           <w:lang w:val="pt_PT" w:bidi="pt_PT"/>
         </w:rPr>
-        <w:t xml:space="preserve"> Porém, quando vocês perceberam que Naás, rei dos amonitas, avançava contra vocês, disseram: “Não! Queremos um rei para nos governar”, mesmo sabendo que o SENHOR, o Deus de vocês, era o rei.</w:t>
+        <w:t xml:space="preserve"> Porém, quando vocês perceberam que Naás, rei dos amonitas, avançava contra vocês, disseram: ‘Não! Queremos um rei para nos governar’, mesmo sabendo que o SENHOR, o Deus de vocês, era o rei.</w:t>
       </w:r>
     </w:p>
     <w:p>
@@ -5850,7 +5850,7 @@
         <w:rPr>
           <w:lang w:val="pt_PT" w:bidi="pt_PT"/>
         </w:rPr>
-        <w:t xml:space="preserve"> Aqui está, então, o rei que vocês escolheram; foi ele quem pediram, e o SENHOR atendeu ao clamor de vocês.</w:t>
+        <w:t xml:space="preserve"> Aqui está, então, o rei que vocês escolheram; foi ele que vocês pediram, e o SENHOR atendeu ao clamor de vocês.</w:t>
       </w:r>
     </w:p>
     <w:p>
@@ -5892,7 +5892,7 @@
         <w:rPr>
           <w:lang w:val="pt_PT" w:bidi="pt_PT"/>
         </w:rPr>
-        <w:t xml:space="preserve"> Contudo, se vocês desobedecerem aos mandamentos do SENHOR e se recusarem a escutar a sua voz, a mão do SENHOR se levantará contra vocês, assim como aconteceu com os seus antepassados.</w:t>
+        <w:t xml:space="preserve"> Contudo, se vocês desobedecerem aos mandamentos do SENHOR e se rebelarem contra as suas ordens, a mão do SENHOR se levantará contra vocês, assim como aconteceu com os seus antepassados.</w:t>
       </w:r>
     </w:p>
     <w:p>
@@ -5934,7 +5934,7 @@
         <w:rPr>
           <w:lang w:val="pt_PT" w:bidi="pt_PT"/>
         </w:rPr>
-        <w:t xml:space="preserve"> Não estamos na época da colheita do trigo? Pedirei ao SENHOR que mande trovões e chuva, para que vocês percebam o quanto foi mau aos olhos do SENHOR o pedido por um rei".</w:t>
+        <w:t xml:space="preserve"> Não estamos na época da colheita do trigo? Pedirei ao SENHOR que mande trovões e chuva, para que vocês percebam o quanto foi mau aos olhos do SENHOR o pedido por um rei”.</w:t>
       </w:r>
     </w:p>
     <w:p>
@@ -6039,7 +6039,7 @@
         <w:rPr>
           <w:lang w:val="pt_PT" w:bidi="pt_PT"/>
         </w:rPr>
-        <w:t xml:space="preserve"> Por causa do seu grande nome, o SENHOR não os rejeitará, pois teve prazer em torná-los o seu povo exclusivo.</w:t>
+        <w:t xml:space="preserve"> Por causa do seu grande nome, o SENHOR não os rejeitará, pois teve prazer em torná-los o seu próprio povo.</w:t>
       </w:r>
     </w:p>
     <w:p>
@@ -6081,7 +6081,7 @@
         <w:rPr>
           <w:lang w:val="pt_PT" w:bidi="pt_PT"/>
         </w:rPr>
-        <w:t xml:space="preserve"> Apenas temam o SENHOR e sirvam a ele com fidelidade, de todo o coração, lembrando-se das grandes obras que Ele realizou em favor de vocês.</w:t>
+        <w:t xml:space="preserve"> Apenas temam o SENHOR e sirvam a ele com fidelidade, de todo o coração, lembrando-se das grandes obras que ele realizou em favor de vocês.</w:t>
       </w:r>
     </w:p>
     <w:p>
@@ -6102,7 +6102,7 @@
         <w:rPr>
           <w:lang w:val="pt_PT" w:bidi="pt_PT"/>
         </w:rPr>
-        <w:t xml:space="preserve"> Contudo, se insistirem em fazer o mal, tanto vocês quanto o seu rei serão destruídos.</w:t>
+        <w:t xml:space="preserve"> Contudo, se insistirem em fazer o mal, tanto vocês quanto o seu rei serão destruídos”.</w:t>
       </w:r>
     </w:p>
     <w:p>
@@ -6139,7 +6139,7 @@
         <w:rPr>
           <w:lang w:val="pt_PT" w:bidi="pt_PT"/>
         </w:rPr>
-        <w:t xml:space="preserve"> Saul já havia alcançado a maturidade e tinha 30 anos quando se tornou rei e governou o povo de Israel por dois anos.</w:t>
+        <w:t xml:space="preserve"> Saul já havia alcançado a maturidade e tinha 30 anos quando se tornou rei, e reinou sobre o povo de Israel por 42 anos.</w:t>
       </w:r>
     </w:p>
     <w:p>
@@ -6160,7 +6160,7 @@
         <w:rPr>
           <w:lang w:val="pt_PT" w:bidi="pt_PT"/>
         </w:rPr>
-        <w:t xml:space="preserve"> Ele escolheu três mil homens de Israel e enviou os outros de volta para suas casas. Dois mil ficaram em Micmás e na região montanhosa de Betel. Mil permaneceram com seu filho Jônatas, em Gibeá, na terra da tribo de Benjamim.</w:t>
+        <w:t xml:space="preserve"> Ele escolheu três mil homens de Israel e enviou os outros de volta para suas casas. Dois mil ficaram em Micmás e na região montanhosa de Betel. Mil permaneceram com seu filho Jônatas, em Gibeá na terra da tribo de Benjamim.</w:t>
       </w:r>
     </w:p>
     <w:p>
@@ -6181,7 +6181,7 @@
         <w:rPr>
           <w:lang w:val="pt_PT" w:bidi="pt_PT"/>
         </w:rPr>
-        <w:t xml:space="preserve"> Jônatas matou o líder filisteu em Geba, e os filisteus ficaram sabendo do ocorrido. Então Saul mandou mensageiros tocarem a corneta por todo o país, convocando os hebreus para a batalha.</w:t>
+        <w:t xml:space="preserve"> Jônatas atacou o destacamento dos filisteus em Geba, e os filisteus ficaram sabendo do ocorrido. Então Saul mandou mensageiros tocarem a corneta por todo o país, anunciando: “Que todos os hebreus fiquem sabendo disto!”.</w:t>
       </w:r>
     </w:p>
     <w:p>
@@ -6202,7 +6202,7 @@
         <w:rPr>
           <w:lang w:val="pt_PT" w:bidi="pt_PT"/>
         </w:rPr>
-        <w:t xml:space="preserve"> Todo o povo ouviu a notícia: “Saul matou o chefe dos filisteus, e agora eles se voltaram contra Israel.” Assim, o povo atendeu à convocação e se reuniu com Saul em Gilgal.</w:t>
+        <w:t xml:space="preserve"> Todo o povo ouviu a notícia: “Saul atacou o destacamento dos filisteus, e agora eles se voltaram contra Israel”. Assim, o povo atendeu à convocação e se reuniu com Saul em Gilgal.</w:t>
       </w:r>
     </w:p>
     <w:p>
@@ -6223,7 +6223,7 @@
         <w:rPr>
           <w:lang w:val="pt_PT" w:bidi="pt_PT"/>
         </w:rPr>
-        <w:t xml:space="preserve"> Os filisteus se reuniram para guerrear contra Israel. Possuíam trinta mil carros de guerra, seis mil cavaleiros e um número incontável de soldados, como os grãos de areia à beira-mar. Eles foram até Micmás, a leste de Bete-Avém, e ali se estabeleceram.</w:t>
+        <w:t xml:space="preserve"> Os filisteus se reuniram para guerrear contra Israel. Possuíam três mil carros de guerra, seis mil cavaleiros e um número incontável de soldados, como os grãos de areia à beira-mar. Eles foram até Micmás, a leste de Bete-Áven, e ali se estabeleceram.</w:t>
       </w:r>
     </w:p>
     <w:p>
@@ -6307,7 +6307,7 @@
         <w:rPr>
           <w:lang w:val="pt_PT" w:bidi="pt_PT"/>
         </w:rPr>
-        <w:t xml:space="preserve"> Então ele deu a ordem: “Tragam a oferta queimada e os sacrifícios de comunhão”. E Saul apresentou a oferta queimada.</w:t>
+        <w:t xml:space="preserve"> Então ele deu a ordem: “Tragam a oferta queimada e as ofertas de paz”. E Saul apresentou a oferta queimada.</w:t>
       </w:r>
     </w:p>
     <w:p>
@@ -6328,7 +6328,7 @@
         <w:rPr>
           <w:lang w:val="pt_PT" w:bidi="pt_PT"/>
         </w:rPr>
-        <w:t xml:space="preserve"> Assim que terminou de oferecê-lo, Samuel chegou, e Saul saiu para cumprimentá-lo.</w:t>
+        <w:t xml:space="preserve"> Assim que terminou de apresentá-la, Samuel chegou, e Saul saiu para cumprimentá-lo.</w:t>
       </w:r>
     </w:p>
     <w:p>
@@ -6391,7 +6391,7 @@
         <w:rPr>
           <w:lang w:val="pt_PT" w:bidi="pt_PT"/>
         </w:rPr>
-        <w:t xml:space="preserve"> Samuel exclamou: “Você agiu de maneira insensata! Não cumpriu a ordem que o SENHOR, seu Deus, lhe havia dado. Se tivesse obedecido, o SENHOR teria confirmado para sempre o seu reinado sobre Israel.</w:t>
+        <w:t xml:space="preserve"> Samuel exclamou: “Você agiu de maneira insensata! Não cumpriu a ordem que o SENHOR, seu Deus, lhe tinha dado. Se tivesse obedecido, o SENHOR teria confirmado para sempre o seu reinado sobre Israel.</w:t>
       </w:r>
     </w:p>
     <w:p>
@@ -6454,7 +6454,7 @@
         <w:rPr>
           <w:lang w:val="pt_PT" w:bidi="pt_PT"/>
         </w:rPr>
-        <w:t xml:space="preserve"> Saul, Jônatas e os soldados que os acompanhavam ficaram em Geba, na terra de Benjamim, enquanto os filisteus montaram acampamento em Micmás.</w:t>
+        <w:t xml:space="preserve"> Saul, Jônatas e os soldados que os acompanhavam ficaram em Gibeá, na terra de Benjamim, enquanto os filisteus montaram acampamento em Micmás.</w:t>
       </w:r>
     </w:p>
     <w:p>
@@ -6659,7 +6659,7 @@
         <w:rPr>
           <w:lang w:val="pt_PT" w:bidi="pt_PT"/>
         </w:rPr>
-        <w:t xml:space="preserve"> Naquele momento, Saul permanecia acampado nas proximidades de Gibeá, sob a romeira em Migrom, acompanhado por cerca de seiscentos homens.</w:t>
+        <w:t xml:space="preserve"> Naquele momento, Saul permanecia acampado nas proximidades de Gibeá, sob uma árvore de romãs em Migrom, acompanhado por cerca de seiscentos homens.</w:t>
       </w:r>
     </w:p>
     <w:p>
@@ -6680,7 +6680,7 @@
         <w:rPr>
           <w:lang w:val="pt_PT" w:bidi="pt_PT"/>
         </w:rPr>
-        <w:t xml:space="preserve"> Entre os presentes estava Aías, o sacerdote, que trazia o colete sacerdotal. Aías era filho de Aitube, irmão de Icabode, filho de Fineias, descendente de Eli, que havia servido como sacerdote do SENHOR em Siló. Ninguém se deu conta de que Jônatas havia saído do acampamento.</w:t>
+        <w:t xml:space="preserve"> Entre os presentes estava Aías, o sacerdote, que trazia o colete sacerdotal. Aías era filho de Aitube, irmão de Icabode — que era filho de Fineias e neto de Eli, o sacerdote do SENHOR em Siló. Ninguém se deu conta de que Jônatas havia saído do acampamento.</w:t>
       </w:r>
     </w:p>
     <w:p>
@@ -6806,7 +6806,7 @@
         <w:rPr>
           <w:lang w:val="pt_PT" w:bidi="pt_PT"/>
         </w:rPr>
-        <w:t xml:space="preserve"> Se disserem: ‘Fiquem aí onde estão, ou mataremos vocês’, permaneceremos parados e não avançaremos contra eles.</w:t>
+        <w:t xml:space="preserve"> Se eles disserem: ‘Fiquem aí até que cheguemos perto’, ficaremos onde estamos e não avançaremos contra eles.</w:t>
       </w:r>
     </w:p>
     <w:p>
@@ -6911,7 +6911,7 @@
         <w:rPr>
           <w:lang w:val="pt_PT" w:bidi="pt_PT"/>
         </w:rPr>
-        <w:t xml:space="preserve"> Nesse ataque inicial, eles mataram cerca de vinte homens, numa área aproximada de mil e duzentos metros quadrados.</w:t>
+        <w:t xml:space="preserve"> Nesse primeiro ataque, eles mataram cerca de vinte homens numa pequena área de terra.</w:t>
       </w:r>
     </w:p>
     <w:p>
@@ -6995,7 +6995,7 @@
         <w:rPr>
           <w:lang w:val="pt_PT" w:bidi="pt_PT"/>
         </w:rPr>
-        <w:t xml:space="preserve"> Então Saul ordenou a Aías, o sacerdote: “Traga para cá a arca da aliança”. Ele disse isso porque, naquela época, a arca ia à frente do povo de Israel.</w:t>
+        <w:t xml:space="preserve"> Então Saul ordenou a Aías, o sacerdote: “Traga aqui a arca de Deus”. Naquele tempo, ela estava com os israelitas.</w:t>
       </w:r>
     </w:p>
     <w:p>
@@ -7142,7 +7142,7 @@
         <w:rPr>
           <w:lang w:val="pt_PT" w:bidi="pt_PT"/>
         </w:rPr>
-        <w:t xml:space="preserve"> Todos chegaram a um bosque, onde havia mel espalhado por toda parte.</w:t>
+        <w:t xml:space="preserve"> Todos chegaram a um bosque, onde havia mel no chão.</w:t>
       </w:r>
     </w:p>
     <w:p>
@@ -7163,7 +7163,7 @@
         <w:rPr>
           <w:lang w:val="pt_PT" w:bidi="pt_PT"/>
         </w:rPr>
-        <w:t xml:space="preserve"> As árvores estavam cheias de mel, mas ninguém provou nada, pois temiam o juramento feito por Saul.</w:t>
+        <w:t xml:space="preserve"> Eles viram o mel escorrendo, mas ninguém provou nada, pois temiam o juramento feito por Saul.</w:t>
       </w:r>
     </w:p>
     <w:p>
@@ -7184,7 +7184,7 @@
         <w:rPr>
           <w:lang w:val="pt_PT" w:bidi="pt_PT"/>
         </w:rPr>
-        <w:t xml:space="preserve"> Jônatas, porém, não tinha ouvido seu pai dar aquela ordem ao povo. Assim, estendeu o bastão que trazia na mão, molhou a ponta em um favo e comeu um pouco de mel; imediatamente, sentiu-se revigorado.</w:t>
+        <w:t xml:space="preserve"> Jônatas, porém, não tinha ouvido seu pai dar aquela ordem ao povo. Assim, estendeu o bastão que trazia na mão, molhou a ponta num favo e comeu um pouco de mel, e seus olhos brilharam imediatamente.</w:t>
       </w:r>
     </w:p>
     <w:p>
@@ -7247,7 +7247,7 @@
         <w:rPr>
           <w:lang w:val="pt_PT" w:bidi="pt_PT"/>
         </w:rPr>
-        <w:t xml:space="preserve"> Teria sido muito melhor se os homens tivessem comido hoje algo do que tomaram dos inimigos. A derrota dos filisteus não teria sido ainda maior?”.</w:t>
+        <w:t xml:space="preserve"> Se os homens tivessem comido hoje parte dos alimentos tomados dos inimigos, a derrota dos filisteus teria sido ainda maior”.</w:t>
       </w:r>
     </w:p>
     <w:p>
@@ -7310,7 +7310,7 @@
         <w:rPr>
           <w:lang w:val="pt_PT" w:bidi="pt_PT"/>
         </w:rPr>
-        <w:t xml:space="preserve"> Alguém informou Saul: “Os soldados estão pecando contra o SENHOR, porque estão comendo carne com sangue”. Saul disse: “Vocês fizeram algo muito errado! Tragam uma grande pedra para cá”.</w:t>
+        <w:t xml:space="preserve"> Alguém informou Saul: “Os soldados estão pecando contra o SENHOR, porque estão comendo carne com sangue”. Saul disse: “Vocês foram infiéis! Tragam uma grande pedra para cá”.</w:t>
       </w:r>
     </w:p>
     <w:p>
@@ -7625,7 +7625,7 @@
         <w:rPr>
           <w:lang w:val="pt_PT" w:bidi="pt_PT"/>
         </w:rPr>
-        <w:t xml:space="preserve"> Realizou feitos notáveis e derrotou os amalequitas, libertando Israel de todos os que o saqueavam.</w:t>
+        <w:t xml:space="preserve"> Ele lutou com coragem, derrotou os amalequitas e libertou Israel daqueles que os atacavam e saqueavam.</w:t>
       </w:r>
     </w:p>
     <w:p>
@@ -7767,7 +7767,7 @@
         <w:rPr>
           <w:lang w:val="pt_PT" w:bidi="pt_PT"/>
         </w:rPr>
-        <w:t xml:space="preserve"> Assim declara o SENHOR dos Exércitos: 'Vou punir os amalequitas pelo que fizeram a Israel, quando atacaram o povo no caminho ao sair do Egito.</w:t>
+        <w:t xml:space="preserve"> Assim declara o SENHOR dos Exércitos: ‘Vou punir os amalequitas pelo que fizeram a Israel, quando atacaram o povo no caminho ao sair do Egito.</w:t>
       </w:r>
     </w:p>
     <w:p>
@@ -7788,7 +7788,7 @@
         <w:rPr>
           <w:lang w:val="pt_PT" w:bidi="pt_PT"/>
         </w:rPr>
-        <w:t xml:space="preserve"> Agora vá, ataque os amalequitas e destrua por completo tudo o que é deles. Não poupe ninguém nem tenha piedade. Matem homens, mulheres, crianças e bebês, assim como bois, ovelhas, camelos e jumentos'".</w:t>
+        <w:t xml:space="preserve"> Agora vá, ataque os amalequitas e destrua completamente tudo o que é deles. Não poupe ninguém nem tenha piedade. Matem homens, mulheres, crianças e bebês, assim como bois, ovelhas, camelos e jumentos’”.</w:t>
       </w:r>
     </w:p>
     <w:p>
@@ -7914,7 +7914,7 @@
         <w:rPr>
           <w:lang w:val="pt_PT" w:bidi="pt_PT"/>
         </w:rPr>
-        <w:t xml:space="preserve"> No entanto, Saul e o exército pouparam Agague e também o melhor das ovelhas e do gado, os bezerros mais fortes e os cordeiros. Guardaram tudo o que consideraram valioso, mas destruíram totalmente aquilo que julgaram sem importância ou desprezível.</w:t>
+        <w:t xml:space="preserve"> No entanto, Saul e o exército pouparam Agague e também o melhor das ovelhas e do gado, os bezerros gordos e os cordeiros. Guardaram tudo o que consideraram valioso, mas destruíram totalmente aquilo que julgaram sem importância ou desprezível.</w:t>
       </w:r>
     </w:p>
     <w:p>
@@ -7956,7 +7956,7 @@
         <w:rPr>
           <w:lang w:val="pt_PT" w:bidi="pt_PT"/>
         </w:rPr>
-        <w:t xml:space="preserve"> “Lamento ter feito Saul rei, pois ele se afastou de mim e não cumpriu as minhas ordens”. Samuel ficou profundamente indignado e clamou ao SENHOR durante toda aquela noite.</w:t>
+        <w:t xml:space="preserve"> “Arrependo-me de ter feito Saul rei, pois ele se afastou de mim e não cumpriu as minhas ordens”. Samuel ficou profundamente abalado e clamou ao SENHOR durante toda aquela noite.</w:t>
       </w:r>
     </w:p>
     <w:p>
@@ -8040,7 +8040,7 @@
         <w:rPr>
           <w:lang w:val="pt_PT" w:bidi="pt_PT"/>
         </w:rPr>
-        <w:t xml:space="preserve"> Saul explicou: “Foram os soldados que trouxeram isso dos amalequitas. Eles preservaram o melhor das ovelhas e dos bois para sacrificá-los ao SENHOR, seu Deus, mas o restante nós destruímos completamente”.</w:t>
+        <w:t xml:space="preserve"> Saul explicou: “Os soldados trouxeram isso dos amalequitas. Eles pouparam o melhor das ovelhas e dos bois para oferecê-los em sacrifício ao SENHOR, seu Deus. Quanto ao restante, nós o destruímos completamente”.</w:t>
       </w:r>
     </w:p>
     <w:p>
@@ -8103,7 +8103,7 @@
         <w:rPr>
           <w:lang w:val="pt_PT" w:bidi="pt_PT"/>
         </w:rPr>
-        <w:t xml:space="preserve"> Então o SENHOR o enviou em missão com uma ordem clara, dizendo: 'Vá e destrua completamente aqueles pecadores, os amalequitas. Combata contra eles até eliminá-los por completo'.</w:t>
+        <w:t xml:space="preserve"> Então o SENHOR o enviou em missão com uma ordem clara, dizendo: ‘Vá e destrua completamente aqueles pecadores, os amalequitas. Combata contra eles até eliminá-los’.</w:t>
       </w:r>
     </w:p>
     <w:p>
@@ -8418,7 +8418,7 @@
         <w:rPr>
           <w:lang w:val="pt_PT" w:bidi="pt_PT"/>
         </w:rPr>
-        <w:t xml:space="preserve"> Mas Samuel disse: “Assim como a sua espada deixou muitas mães sem filhos, agora a sua mãe ficará sem o seu”. E Samuel executou Agague diante do SENHOR, em Gilgal.</w:t>
+        <w:t xml:space="preserve"> Mas Samuel disse: “Assim como a sua espada deixou muitas mães sem filhos, agora a sua mãe ficará sem o seu”. E Samuel despedaçou Agague diante do SENHOR, em Gilgal.</w:t>
       </w:r>
     </w:p>
     <w:p>
@@ -8497,7 +8497,7 @@
         <w:rPr>
           <w:lang w:val="pt_PT" w:bidi="pt_PT"/>
         </w:rPr>
-        <w:t xml:space="preserve"> O SENHOR falou a Samuel: “Até quando você continuará entristecido por Saul? Eu o rejeitei como rei de Israel. Encha um chifre com óleo e vá até Belém; eu o enviarei a Jessé, pois escolhi um de seus filhos para governar”.</w:t>
+        <w:t xml:space="preserve"> O SENHOR falou a Samuel: “Até quando você continuará entristecido por Saul? Eu o rejeitei como rei de Israel. Encha um chifre com óleo e vá até Belém. Eu o enviarei a Jessé, pois escolhi um de seus filhos para ser rei”.</w:t>
       </w:r>
     </w:p>
     <w:p>
@@ -8581,7 +8581,7 @@
         <w:rPr>
           <w:lang w:val="pt_PT" w:bidi="pt_PT"/>
         </w:rPr>
-        <w:t xml:space="preserve"> Ele respondeu: “Sim. Vim apresentar um sacrifício ao SENHOR. Purifiquem-se e venham comigo para o sacrifício”. Então Samuel realizou o rito de purificação de Jessé e de seus filhos e também os convidou para participar do sacrifício.</w:t>
+        <w:t xml:space="preserve"> Ele respondeu: “Sim. Vim apresentar um sacrifício ao SENHOR. Purifiquem-se e venham comigo para o sacrifício”. Então Samuel consagrou Jessé e seus filhos e os convidou para participar do sacrifício.</w:t>
       </w:r>
     </w:p>
     <w:p>
@@ -8602,7 +8602,7 @@
         <w:rPr>
           <w:lang w:val="pt_PT" w:bidi="pt_PT"/>
         </w:rPr>
-        <w:t xml:space="preserve"> Quando eles chegaram, Samuel observou Eliabe e pensou consigo: “Certamente este é aquele que o SENHOR irá ungir”.</w:t>
+        <w:t xml:space="preserve"> Quando eles chegaram, Samuel observou Eliabe e pensou consigo: “Certamente este é aquele que o SENHOR ungirá”.</w:t>
       </w:r>
     </w:p>
     <w:p>
@@ -8623,7 +8623,7 @@
         <w:rPr>
           <w:lang w:val="pt_PT" w:bidi="pt_PT"/>
         </w:rPr>
-        <w:t xml:space="preserve"> O SENHOR, porém, disse a Samuel: “Não leve em conta a aparência nem a estatura dele, pois eu o rejeitei. O SENHOR não avalia como o ser humano: o homem observa o exterior, mas o SENHOR examina os pensamentos e as intenções do coração”.</w:t>
+        <w:t xml:space="preserve"> O SENHOR, porém, disse a Samuel: “Não leve em conta a aparência nem a estatura dele, pois eu o rejeitei. O SENHOR não avalia como o ser humano: o homem observa a aparência, mas o SENHOR vê o coração”.</w:t>
       </w:r>
     </w:p>
     <w:p>
@@ -8791,7 +8791,7 @@
         <w:rPr>
           <w:lang w:val="pt_PT" w:bidi="pt_PT"/>
         </w:rPr>
-        <w:t xml:space="preserve"> Os oficiais de Saul lhe disseram: “Um espírito maligno enviado por Deus está te afligindo.</w:t>
+        <w:t xml:space="preserve"> Os oficiais de Saul lhe disseram: “Um espírito maligno enviado por Deus o está afligindo.</w:t>
       </w:r>
     </w:p>
     <w:p>
@@ -8812,7 +8812,7 @@
         <w:rPr>
           <w:lang w:val="pt_PT" w:bidi="pt_PT"/>
         </w:rPr>
-        <w:t xml:space="preserve"> Que o nosso senhor mande estes teus servos buscar alguém que saiba tocar harpa. Quando o espírito maligno se apoderar de ti, ele tocará, e tu ficarás aliviado”.</w:t>
+        <w:t xml:space="preserve"> Permita que estes seus servos busquem alguém que saiba tocar harpa. Quando o espírito maligno se apoderar do senhor, ele tocará, e o senhor ficará aliviado”.</w:t>
       </w:r>
     </w:p>
     <w:p>
@@ -8854,7 +8854,7 @@
         <w:rPr>
           <w:lang w:val="pt_PT" w:bidi="pt_PT"/>
         </w:rPr>
-        <w:t xml:space="preserve"> Um dos servos disse a Saul: “Conheço um dos filhos de Jessé, de Belém, que sabe tocar harpa. Ele é valente, preparado para a guerra, tem bom discernimento, é de boa aparência, e o SENHOR está com ele”.</w:t>
+        <w:t xml:space="preserve"> Um dos servos disse a Saul: “Conheço um dos filhos de Jessé, de Belém. Ele sabe tocar harpa. É valente, preparado para a guerra, sabe falar bem e tem boa aparência. O SENHOR está com ele”.</w:t>
       </w:r>
     </w:p>
     <w:p>
@@ -9059,7 +9059,7 @@
         <w:rPr>
           <w:lang w:val="pt_PT" w:bidi="pt_PT"/>
         </w:rPr>
-        <w:t xml:space="preserve"> Do acampamento dos filisteus saiu um combatente chamado Golias, natural de Gate. Sua estatura chegava a dois metros e noventa centímetros.</w:t>
+        <w:t xml:space="preserve"> Do acampamento dos filisteus saiu um combatente chamado Golias, natural de Gate. Sua estatura chegava a 2,90 metros.</w:t>
       </w:r>
     </w:p>
     <w:p>
@@ -9122,7 +9122,7 @@
         <w:rPr>
           <w:lang w:val="pt_PT" w:bidi="pt_PT"/>
         </w:rPr>
-        <w:t xml:space="preserve"> A lança que ele empunhava era extremamente grande, espessa e pesada; sua ponta, feita de ferro, tinha cerca de sete quilos. À sua frente caminhava seu escudeiro.</w:t>
+        <w:t xml:space="preserve"> A lança que ele carregava era muito pesada e grossa; sua ponta, feita de ferro, tinha cerca de sete quilos. À sua frente caminhava seu escudeiro.</w:t>
       </w:r>
     </w:p>
     <w:p>
@@ -9290,7 +9290,7 @@
         <w:rPr>
           <w:lang w:val="pt_PT" w:bidi="pt_PT"/>
         </w:rPr>
-        <w:t xml:space="preserve"> Davi ia ao acampamento do rei e depois voltava para Belém, onde pastoreava as ovelhas de seu pai.</w:t>
+        <w:t xml:space="preserve"> Davi ia ao acampamento de Saul e depois voltava para Belém, onde pastoreava as ovelhas de seu pai.</w:t>
       </w:r>
     </w:p>
     <w:p>
@@ -9353,7 +9353,7 @@
         <w:rPr>
           <w:lang w:val="pt_PT" w:bidi="pt_PT"/>
         </w:rPr>
-        <w:t xml:space="preserve"> Leve também estes dez queijos ao comandante deles. Observe como seus irmãos estão e traga notícias a respeito deles”.</w:t>
+        <w:t xml:space="preserve"> Leve também estes dez queijos ao comandante deles. Observe como seus irmãos estão e traga notícias a respeito deles.</w:t>
       </w:r>
     </w:p>
     <w:p>
@@ -9374,7 +9374,7 @@
         <w:rPr>
           <w:lang w:val="pt_PT" w:bidi="pt_PT"/>
         </w:rPr>
-        <w:t xml:space="preserve"> Eles estão com Saul e com todo o exército de Israel no vale de Elá, combatendo os filisteus".</w:t>
+        <w:t xml:space="preserve"> Eles estão com Saul e com todo o exército de Israel no vale de Elá, combatendo os filisteus”.</w:t>
       </w:r>
     </w:p>
     <w:p>
@@ -9500,7 +9500,7 @@
         <w:rPr>
           <w:lang w:val="pt_PT" w:bidi="pt_PT"/>
         </w:rPr>
-        <w:t xml:space="preserve"> Os israelitas comentavam entre si: “Vocês viram aquele homem? Ele veio provocar Israel. O rei promete grandes riquezas a quem o matar, além de dar sua filha em casamento e livrar de impostos, em Israel, a família de seu pai”.</w:t>
+        <w:t xml:space="preserve"> Os israelitas comentavam entre si: “Vocês viram aquele homem? Ele veio provocar Israel. O rei promete grandes riquezas a quem o matar, além de dar sua filha em casamento e isentar a família do vencedor de impostos em Israel”.</w:t>
       </w:r>
     </w:p>
     <w:p>
@@ -9521,7 +9521,7 @@
         <w:rPr>
           <w:lang w:val="pt_PT" w:bidi="pt_PT"/>
         </w:rPr>
-        <w:t xml:space="preserve"> Davi perguntou aos soldados que estavam perto dele: “O que será dado ao homem que derrotar esse filisteu e restaurar a honra de Israel? Quem é esse filisteu incircunciso para desafiar os exércitos do Deus vivo?”.</w:t>
+        <w:t xml:space="preserve"> Davi perguntou aos soldados que estavam perto dele: “O que será dado ao homem que derrotar esse filisteu e livrar Israel da afronta? Quem é esse filisteu incircunciso para desafiar os exércitos do Deus vivo?”.</w:t>
       </w:r>
     </w:p>
     <w:p>
@@ -9563,7 +9563,7 @@
         <w:rPr>
           <w:lang w:val="pt_PT" w:bidi="pt_PT"/>
         </w:rPr>
-        <w:t xml:space="preserve"> Ao ouvir Davi falando com os soldados, Eliabe, seu irmão mais velho, se enfureceu e perguntou: “Por que você está aqui? Não deveria estar tomando conta daquelas poucas ovelhas? Eu conheço sua arrogância e o que você realmente quer; você veio apenas para ver a luta!”.</w:t>
+        <w:t xml:space="preserve"> Ao ouvir Davi falando com os soldados, Eliabe, seu irmão mais velho, se enfureceu e perguntou: “Por que você está aqui? Não deveria estar tomando conta daquelas poucas ovelhas? Eu conheço sua arrogância e a maldade do seu coração; você veio apenas para ver a luta!”.</w:t>
       </w:r>
     </w:p>
     <w:p>
@@ -9647,7 +9647,7 @@
         <w:rPr>
           <w:lang w:val="pt_PT" w:bidi="pt_PT"/>
         </w:rPr>
-        <w:t xml:space="preserve"> Davi falou a Saul: “Que ninguém perca a coragem por causa desse filisteu; teu servo irá lutar contra ele”.</w:t>
+        <w:t xml:space="preserve"> Davi falou a Saul: “Que ninguém perca a coragem por causa desse filisteu; seu servo irá lutar contra ele”.</w:t>
       </w:r>
     </w:p>
     <w:p>
@@ -9815,7 +9815,7 @@
         <w:rPr>
           <w:lang w:val="pt_PT" w:bidi="pt_PT"/>
         </w:rPr>
-        <w:t xml:space="preserve"> Depois disso, pegou seu cajado, escolheu no riacho cinco pedras lisas, colocou-as na bolsa, isto é, no alforje de pastor, e, com a atiradeira na mão, foi ao encontro do filisteu.</w:t>
+        <w:t xml:space="preserve"> Depois disso, pegou seu cajado, escolheu no riacho cinco pedras lisas, colocou-as na bolsa, isto é, na funda de pastor, e, com a atiradeira na mão, foi ao encontro do filisteu.</w:t>
       </w:r>
     </w:p>
     <w:p>
@@ -9899,7 +9899,7 @@
         <w:rPr>
           <w:lang w:val="pt_PT" w:bidi="pt_PT"/>
         </w:rPr>
-        <w:t xml:space="preserve"> Golias gritou com fúria: “Aproxime-se, e entregarei seu corpo às aves do céu e aos animais do campo!”.</w:t>
+        <w:t xml:space="preserve"> Golias gritou com fúria: “Aproxime-se, e entregarei seu corpo às aves do céu e aos animais selvagens!”.</w:t>
       </w:r>
     </w:p>
     <w:p>
@@ -9941,7 +9941,7 @@
         <w:rPr>
           <w:lang w:val="pt_PT" w:bidi="pt_PT"/>
         </w:rPr>
-        <w:t xml:space="preserve"> Hoje o SENHOR o entregará em minhas mãos; eu o matarei e cortarei sua cabeça. Ainda hoje darei os corpos dos soldados filisteus às aves e aos animais selvagens, e toda a terra saberá que há Deus em Israel”.</w:t>
+        <w:t xml:space="preserve"> Hoje o SENHOR o entregará em minhas mãos. Eu o matarei e cortarei sua cabeça. Os soldados filisteus mortos também serão entregues às aves e aos animais selvagens. Assim, toda a terra saberá que há Deus em Israel”.</w:t>
       </w:r>
     </w:p>
     <w:p>
@@ -9962,7 +9962,7 @@
         <w:rPr>
           <w:lang w:val="pt_PT" w:bidi="pt_PT"/>
         </w:rPr>
-        <w:t xml:space="preserve"> Todos os que estão aqui saberão que o SENHOR não concede vitória por meio de espada ou lança, pois a batalha pertence ao SENHOR, e ele entregará todos vocês em nossas mãos.</w:t>
+        <w:t xml:space="preserve"> Todos os que estão aqui saberão que o SENHOR não concede vitória por meio de espada ou lança, pois a batalha pertence ao SENHOR, e ele entregará todos vocês em nossas mãos”.</w:t>
       </w:r>
     </w:p>
     <w:p>
@@ -10004,7 +10004,7 @@
         <w:rPr>
           <w:lang w:val="pt_PT" w:bidi="pt_PT"/>
         </w:rPr>
-        <w:t xml:space="preserve"> Davi retirou uma pedra do alforje, lançou-a com a atiradeira e atingiu o filisteu na testa; a pedra ficou encravada, e ele caiu com o rosto no chão.</w:t>
+        <w:t xml:space="preserve"> Davi retirou uma pedra da funda, lançou-a com a funda e atingiu o filisteu na testa; a pedra ficou encravada, e ele caiu com o rosto no chão.</w:t>
       </w:r>
     </w:p>
     <w:p>
@@ -10046,7 +10046,7 @@
         <w:rPr>
           <w:lang w:val="pt_PT" w:bidi="pt_PT"/>
         </w:rPr>
-        <w:t xml:space="preserve"> Depois disso, correu até o filisteu, tirou da bainha a espada dele e, com ela, confirmou a morte, cortando-lhe a cabeça.</w:t>
+        <w:t xml:space="preserve"> Depois disso, correu até o filisteu, tirou da bainha do gigante a espada e, com ela, acabou de matá-lo, cortando-lhe a cabeça.</w:t>
       </w:r>
     </w:p>
     <w:p>
@@ -10067,7 +10067,7 @@
         <w:rPr>
           <w:lang w:val="pt_PT" w:bidi="pt_PT"/>
         </w:rPr>
-        <w:t xml:space="preserve"> Então os homens de Israel e de Judá avançaram com um grito de guerra e perseguiram os filisteus até a entrada de Gate e até as portas de Ecrom. Os corpos dos filisteus ficaram espalhados pelo caminho, desde Saaraim até Gate e Ecrom.</w:t>
+        <w:t xml:space="preserve"> Então os homens de Israel e de Judá avançaram com um grito de guerra e perseguiram os filisteus até a entrada de Gate e até as portas de Ecrom. Os filisteus mortos ficaram espalhados pelo caminho, desde Saaraim até Gate e Ecrom.</w:t>
       </w:r>
     </w:p>
     <w:p>
@@ -10172,7 +10172,7 @@
         <w:rPr>
           <w:lang w:val="pt_PT" w:bidi="pt_PT"/>
         </w:rPr>
-        <w:t xml:space="preserve"> Assim que Davi voltou, depois de ter derrotado o filisteu, Abner o conduziu à presença de Saul. Davi ainda trazia consigo a cabeça de Golias.</w:t>
+        <w:t xml:space="preserve"> Quando Davi voltou depois de derrotar o filisteu, Abner o conduziu à presença de Saul. Davi ainda trazia a cabeça de Golias.</w:t>
       </w:r>
     </w:p>
     <w:p>
@@ -10251,7 +10251,7 @@
         <w:rPr>
           <w:lang w:val="pt_PT" w:bidi="pt_PT"/>
         </w:rPr>
-        <w:t xml:space="preserve"> Desde então, Saul levou Davi para morar consigo e não deixou que voltasse para o lar de seu pai.</w:t>
+        <w:t xml:space="preserve"> Daquele dia em diante, Saul manteve Davi ao seu lado e não deixou que ele voltasse para a casa do pai.</w:t>
       </w:r>
     </w:p>
     <w:p>
@@ -10293,7 +10293,7 @@
         <w:rPr>
           <w:lang w:val="pt_PT" w:bidi="pt_PT"/>
         </w:rPr>
-        <w:t xml:space="preserve"> Jônatas retirou a capa que vestia e o entregou a Davi, juntamente com sua roupa de guerra, a espada, o arco e o cinturão.</w:t>
+        <w:t xml:space="preserve"> Jônatas retirou a capa que vestia e a entregou a Davi, junto com sua roupa de guerra, a espada, o arco e o cinturão.</w:t>
       </w:r>
     </w:p>
     <w:p>
@@ -10314,7 +10314,7 @@
         <w:rPr>
           <w:lang w:val="pt_PT" w:bidi="pt_PT"/>
         </w:rPr>
-        <w:t xml:space="preserve"> Davi teve êxito em todas as missões para as quais Saul o designava. Por isso, Saul o colocou como líder do exército, e essa decisão foi bem recebida por todo o povo e também pelos demais oficiais.</w:t>
+        <w:t xml:space="preserve"> Davi teve êxito em todas as missões para as quais Saul o enviava. Por isso, Saul lhe deu um posto importante no exército, e essa decisão agradou a todo o povo e aos conselheiros de Saul.</w:t>
       </w:r>
     </w:p>
     <w:p>
@@ -10356,7 +10356,7 @@
         <w:rPr>
           <w:lang w:val="pt_PT" w:bidi="pt_PT"/>
         </w:rPr>
-        <w:t xml:space="preserve"> Enquanto dançavam, elas cantavam dizendo que Saul havia vencido milhares, mas que Davi tinha derrotado dezenas de milhares.</w:t>
+        <w:t xml:space="preserve"> Enquanto dançavam, as mulheres erguiam a voz e cantavam: “Saul venceu milhares, e Davi dezenas de milhares”.</w:t>
       </w:r>
     </w:p>
     <w:p>
@@ -10377,7 +10377,7 @@
         <w:rPr>
           <w:lang w:val="pt_PT" w:bidi="pt_PT"/>
         </w:rPr>
-        <w:t xml:space="preserve"> Saul se enfureceu com aquelas palavras e, profundamente incomodado, disse que a Davi estavam atribuindo dezenas de milhares, enquanto a ele davam apenas milhares, e questionou o que ainda faltava a Davi além do reino.</w:t>
+        <w:t xml:space="preserve"> Ao ouvir esse canto, Saul ficou muito irritado e, tomado de grande desgosto, disse: “Atribuem a Davi dezenas de milhares, e a mim apenas milhares. Se continuar assim, faltará pouco para que o declarem rei”.</w:t>
       </w:r>
     </w:p>
     <w:p>
@@ -10419,7 +10419,7 @@
         <w:rPr>
           <w:lang w:val="pt_PT" w:bidi="pt_PT"/>
         </w:rPr>
-        <w:t xml:space="preserve"> No dia seguinte, um espírito mau enviado por Deus se apoderou de Saul, e ele começou a agir como alguém fora de si dentro de casa. Davi tocava a harpa, como fazia todos os dias, enquanto Saul segurava uma lança.</w:t>
+        <w:t xml:space="preserve"> No dia seguinte, um espírito maligno enviado por Deus se apoderou de Saul, e ele entrou num tipo de transe em sua casa, enquanto Davi tocava harpa, como fazia todos os dias. Saul estava com uma lança na mão.</w:t>
       </w:r>
     </w:p>
     <w:p>
@@ -10566,7 +10566,7 @@
         <w:rPr>
           <w:lang w:val="pt_PT" w:bidi="pt_PT"/>
         </w:rPr>
-        <w:t xml:space="preserve"> Saul disse a Davi: “Aqui está Merabe, minha filha mais velha. Eu a darei a você como esposa, contanto que lute com bravura nas batalhas do SENHOR”. Saul, porém, pensava: “Não preciso matá-lo; os filisteus farão isso por mim”.</w:t>
+        <w:t xml:space="preserve"> Saul disse a Davi: “Aqui está Merabe, minha filha mais velha. Eu a darei a você em casamento; apenas sirva-me com bravura e lute as batalhas do SENHOR”. Mas Saul pensava: “Não preciso matá-lo; os filisteus farão isso por mim”.</w:t>
       </w:r>
     </w:p>
     <w:p>
@@ -10692,7 +10692,7 @@
         <w:rPr>
           <w:lang w:val="pt_PT" w:bidi="pt_PT"/>
         </w:rPr>
-        <w:t xml:space="preserve"> Quando falaram com Davi, ele respondeu: “Vocês pensam que é fácil tornar-se genro do rei? Eu sou pobre e não tenho recursos”.</w:t>
+        <w:t xml:space="preserve"> Quando falaram com Davi, ele respondeu: “Vocês pensam que é fácil se tornar genro do rei? Eu sou pobre e não tenho recursos”.</w:t>
       </w:r>
     </w:p>
     <w:p>
@@ -10876,7 +10876,7 @@
         <w:rPr>
           <w:lang w:val="pt_PT" w:bidi="pt_PT"/>
         </w:rPr>
-        <w:t xml:space="preserve"> Saul incentivou seus oficiais e seu filho Jônatas a tirarem a vida de Davi. Contudo, Jônatas nutria grande amizade por Davi</w:t>
+        <w:t xml:space="preserve"> Saul incentivou seus oficiais e seu filho Jônatas a tirarem a vida de Davi. Contudo, Jônatas tinha grande amizade por Davi</w:t>
       </w:r>
     </w:p>
     <w:p>
@@ -10897,7 +10897,7 @@
         <w:rPr>
           <w:lang w:val="pt_PT" w:bidi="pt_PT"/>
         </w:rPr>
-        <w:t xml:space="preserve"> e revelou a ele a intenção de Saul. Ele disse: “Meu pai está procurando uma ocasião para matá-lo. Amanhã, ao amanhecer, procure um lugar seguro para se ocultar.</w:t>
+        <w:t xml:space="preserve"> e revelou a ele a intenção de Saul. Ele disse: “Meu pai está procurando uma ocasião para matá-lo. Amanhã, ao amanhecer, procure um lugar seguro para se esconder.</w:t>
       </w:r>
     </w:p>
     <w:p>
@@ -10918,7 +10918,7 @@
         <w:rPr>
           <w:lang w:val="pt_PT" w:bidi="pt_PT"/>
         </w:rPr>
-        <w:t xml:space="preserve"> Vou pedir que meu pai saia comigo ao campo e conversarei com ele sobre você. Em seguida, contarei tudo o que eu descobrir".</w:t>
+        <w:t xml:space="preserve"> Sairei com meu pai ao campo onde você estiver escondido. Falarei com ele sobre você e, depois, lhe contarei tudo o que eu descobrir”.</w:t>
       </w:r>
     </w:p>
     <w:p>
@@ -10960,7 +10960,7 @@
         <w:rPr>
           <w:lang w:val="pt_PT" w:bidi="pt_PT"/>
         </w:rPr>
-        <w:t xml:space="preserve"> Ele colocou a própria vida em risco ao matar o filisteu, e o SENHOR concedeu uma grande vitória a todo o Israel. Tu mesmo viste isso e te alegraste. Por que, então, cometerias injustiça contra um inocente como Davi, tirando-lhe a vida sem razão?”.</w:t>
+        <w:t xml:space="preserve"> Ele colocou a própria vida em risco ao matar o filisteu, e o SENHOR concedeu uma grande vitória a todo o Israel. Você mesmo viu isso e se alegrou. Por que, então, cometeria injustiça contra um inocente como Davi, tirando-lhe a vida sem razão?”.</w:t>
       </w:r>
     </w:p>
     <w:p>
@@ -11065,7 +11065,7 @@
         <w:rPr>
           <w:lang w:val="pt_PT" w:bidi="pt_PT"/>
         </w:rPr>
-        <w:t xml:space="preserve"> Saul arremessou a lança contra Davi, mas ele conseguiu se desviar, e a lança se cravou na parede. Naquela noite, Davi fugiu e conseguiu escapar.</w:t>
+        <w:t xml:space="preserve"> Saul arremessou a lança contra Davi, mas ele se desviou, e a lança ficou cravada na parede. Naquela noite, Davi fugiu e escapou.</w:t>
       </w:r>
     </w:p>
     <w:p>
@@ -11212,7 +11212,7 @@
         <w:rPr>
           <w:lang w:val="pt_PT" w:bidi="pt_PT"/>
         </w:rPr>
-        <w:t xml:space="preserve"> Saul questionou Mical: “Por que você me enganou assim e deixou meu inimigo fugir?” Ela lhe respondeu: “Ele me ameaçou, dizendo que me mataria se eu não o deixasse ir”.</w:t>
+        <w:t xml:space="preserve"> Saul questionou Mical: “Por que você me enganou assim e deixou meu inimigo fugir?”. Ela respondeu: “Ele me ameaçou, dizendo que me mataria se eu não o deixasse ir”.</w:t>
       </w:r>
     </w:p>
     <w:p>
@@ -11233,7 +11233,7 @@
         <w:rPr>
           <w:lang w:val="pt_PT" w:bidi="pt_PT"/>
         </w:rPr>
-        <w:t xml:space="preserve"> Após escapar, Davi procurou Samuel em Ramá e lhe contou tudo o que Saul lhe havia feito. Em seguida, ele e Samuel foram para Naiote e ficaram ali.</w:t>
+        <w:t xml:space="preserve"> Após escapar, Davi procurou Samuel em Ramá e lhe contou tudo o que Saul havia feito. Em seguida, ele e Samuel foram para Naiote e ficaram ali.</w:t>
       </w:r>
     </w:p>
     <w:p>
@@ -11317,7 +11317,7 @@
         <w:rPr>
           <w:lang w:val="pt_PT" w:bidi="pt_PT"/>
         </w:rPr>
-        <w:t xml:space="preserve"> Finalmente, o próprio Saul foi até Ramá e chegou ao grande poço no lugar chamado Seco. Ele perguntou: “Onde estão Samuel e Davi?” E lhe disseram: “Estão em Naiote, em Ramá”.</w:t>
+        <w:t xml:space="preserve"> Finalmente, o próprio Saul foi até Ramá e chegou ao grande poço no lugar chamado Seco. Ele perguntou: “Onde estão Samuel e Davi?”. E lhe disseram: “Estão em Naiote, em Ramá”.</w:t>
       </w:r>
     </w:p>
     <w:p>
@@ -11338,7 +11338,7 @@
         <w:rPr>
           <w:lang w:val="pt_PT" w:bidi="pt_PT"/>
         </w:rPr>
-        <w:t xml:space="preserve"> Saul seguiu para aquele lugar, mas o Espírito de Deus se apoderou dele, e ele avançou pelo caminho em êxtase profético até alcançar Naiote.</w:t>
+        <w:t xml:space="preserve"> Saul seguiu para aquele lugar, mas o Espírito de Deus se apoderou dele, e ele foi pelo caminho em transe profético até chegar a Naiote.</w:t>
       </w:r>
     </w:p>
     <w:p>
@@ -11359,7 +11359,7 @@
         <w:rPr>
           <w:lang w:val="pt_PT" w:bidi="pt_PT"/>
         </w:rPr>
-        <w:t xml:space="preserve"> Diante de Samuel, ele se despiu e passou a profetizar em transe. Ficou estendido, sem roupas, durante todo o dia e toda a noite. Por essa razão, o povo passou a dizer: “Está Saul também entre os profetas?”.</w:t>
+        <w:t xml:space="preserve"> Diante de Samuel, ele se despiu e também começou a profetizar. Ficou deitado sem roupas durante todo o dia e a noite. Por isso, as pessoas diziam: “Saul também está entre os profetas?”.</w:t>
       </w:r>
     </w:p>
     <w:p>
@@ -11480,7 +11480,7 @@
         <w:rPr>
           <w:lang w:val="pt_PT" w:bidi="pt_PT"/>
         </w:rPr>
-        <w:t xml:space="preserve"> Davi então explicou: “Amanhã é a festa da lua nova, e eu deveria comer com o rei; mas permita que eu me esconda no campo até o final da tarde do segundo dia.</w:t>
+        <w:t xml:space="preserve"> Davi então explicou: “Amanhã é a festa da lua nova, e eu deveria comer com o rei; mas permita que eu me esconda no campo até o final da tarde de depois de amanhã.</w:t>
       </w:r>
     </w:p>
     <w:p>
@@ -11501,7 +11501,7 @@
         <w:rPr>
           <w:lang w:val="pt_PT" w:bidi="pt_PT"/>
         </w:rPr>
-        <w:t xml:space="preserve"> Caso seu pai perceba que não estou presente, diga-lhe: ‘Davi pediu muito para que eu o autorizasse a ir a Belém, sua cidade natal, porque ali acontece o sacrifício anual de todo o seu clã’”.</w:t>
+        <w:t xml:space="preserve"> Caso seu pai perceba que não estou presente, diga-lhe: ‘Davi pediu muito para que eu o autorizasse a ir a Belém, sua cidade natal, porque ali acontece o sacrifício anual de todo o seu clã’.</w:t>
       </w:r>
     </w:p>
     <w:p>
@@ -11522,7 +11522,7 @@
         <w:rPr>
           <w:lang w:val="pt_PT" w:bidi="pt_PT"/>
         </w:rPr>
-        <w:t xml:space="preserve"> “Se ele disser: ‘Tudo bem’, você saberá que não corro perigo. Mas, se ele ficar irado, então saberá que ele está decidido a me fazer mal.</w:t>
+        <w:t xml:space="preserve"> Se ele disser: ‘Tudo bem’, você saberá que não corro perigo. Mas, se ele ficar irado, então saberá que ele está decidido a me fazer mal.</w:t>
       </w:r>
     </w:p>
     <w:p>
@@ -11564,7 +11564,7 @@
         <w:rPr>
           <w:lang w:val="pt_PT" w:bidi="pt_PT"/>
         </w:rPr>
-        <w:t xml:space="preserve"> “De jeito nenhum!”, respondeu Jônatas. “Você sabe que, se eu tivesse qualquer indício de que meu pai quer matá-lo, eu o avisaria imediatamente".</w:t>
+        <w:t xml:space="preserve"> “De jeito nenhum!”, respondeu Jônatas. “Você sabe que, se eu tivesse qualquer indício de que meu pai quer matá-lo, eu o avisaria imediatamente”.</w:t>
       </w:r>
     </w:p>
     <w:p>
@@ -11648,7 +11648,7 @@
         <w:rPr>
           <w:lang w:val="pt_PT" w:bidi="pt_PT"/>
         </w:rPr>
-        <w:t xml:space="preserve"> Porém, se ele estiver tomado de ira e decidir tirar sua vida, que o SENHOR me castigue com rigor se eu não avisar você, para que possa fugir em segurança. Que o SENHOR esteja com você, assim como esteve com meu pai.</w:t>
+        <w:t xml:space="preserve"> Se meu pai quiser matá-lo, que o SENHOR me castigue severamente se eu não avisar você para que fuja em segurança. Que o SENHOR esteja com você como esteve com meu pai.</w:t>
       </w:r>
     </w:p>
     <w:p>
@@ -11690,7 +11690,7 @@
         <w:rPr>
           <w:lang w:val="pt_PT" w:bidi="pt_PT"/>
         </w:rPr>
-        <w:t xml:space="preserve"> continue demonstrando esse mesmo amor à minha família, mesmo quando o SENHOR tiver destruído todos os seus inimigos".</w:t>
+        <w:t xml:space="preserve"> continue demonstrando esse mesmo amor à minha família, mesmo quando o SENHOR tiver destruído todos os seus inimigos”.</w:t>
       </w:r>
     </w:p>
     <w:p>
@@ -11732,7 +11732,7 @@
         <w:rPr>
           <w:lang w:val="pt_PT" w:bidi="pt_PT"/>
         </w:rPr>
-        <w:t xml:space="preserve"> Ele fez Davi a reafirmar o juramento, por causa da amizade que tinham, pois Jônatas lhe era leal de coração.</w:t>
+        <w:t xml:space="preserve"> Ele fez Davi reafirmar o juramento, por causa da forte amizade entre eles, pois Jônatas o amava profundamente.</w:t>
       </w:r>
     </w:p>
     <w:p>
@@ -11753,7 +11753,7 @@
         <w:rPr>
           <w:lang w:val="pt_PT" w:bidi="pt_PT"/>
         </w:rPr>
-        <w:t xml:space="preserve"> Então ele disse a Davi: “Amanhã será a festa da lua nova. Sua ausência será percebida, porque sua cadeira ficará vazia”.</w:t>
+        <w:t xml:space="preserve"> Então ele disse a Davi: “Amanhã será a festa da lua nova. Sua ausência será percebida, porque sua cadeira ficará vazia.</w:t>
       </w:r>
     </w:p>
     <w:p>
@@ -11774,7 +11774,7 @@
         <w:rPr>
           <w:lang w:val="pt_PT" w:bidi="pt_PT"/>
         </w:rPr>
-        <w:t xml:space="preserve"> No segundo dia, ao entardecer, volte ao local onde você se escondeu antes e fique ali, ao lado da pedra de Ezel.</w:t>
+        <w:t xml:space="preserve"> No segundo dia, ao entardecer, volte ao lugar onde você se escondeu quando tudo isto começou e fique ali, ao lado da pedra de Ezel.</w:t>
       </w:r>
     </w:p>
     <w:p>
@@ -11795,7 +11795,7 @@
         <w:rPr>
           <w:lang w:val="pt_PT" w:bidi="pt_PT"/>
         </w:rPr>
-        <w:t xml:space="preserve"> Eu irei até lá e dispararei três flechas na direção da pedra, como se estivesse atirando em um alvo.</w:t>
+        <w:t xml:space="preserve"> Eu irei até lá e dispararei três flechas na direção da pedra, como se estivesse atirando num alvo.</w:t>
       </w:r>
     </w:p>
     <w:p>
@@ -11816,7 +11816,7 @@
         <w:rPr>
           <w:lang w:val="pt_PT" w:bidi="pt_PT"/>
         </w:rPr>
-        <w:t xml:space="preserve"> Depois, enviarei um ajudante para recolher as flechas. Se você me ouvir dizer: “As flechas estão deste lado”, saberá, tão certo como vive o SENHOR, que não há ameaça alguma.</w:t>
+        <w:t xml:space="preserve"> Depois, enviarei um ajudante para recolher as flechas. Se você me ouvir dizer: ‘As flechas estão deste lado’, saberá, tão certo como vive o SENHOR, que não há ameaça alguma.</w:t>
       </w:r>
     </w:p>
     <w:p>
@@ -11837,7 +11837,7 @@
         <w:rPr>
           <w:lang w:val="pt_PT" w:bidi="pt_PT"/>
         </w:rPr>
-        <w:t xml:space="preserve"> Se, porém, eu gritar: “Veja, as flechas estão mais adiante”, vá embora, pois é o SENHOR quem manda você partir.</w:t>
+        <w:t xml:space="preserve"> Se, porém, eu gritar: ‘Veja, as flechas estão mais adiante’, vá embora, pois é o SENHOR quem manda você partir.</w:t>
       </w:r>
     </w:p>
     <w:p>
@@ -11900,7 +11900,7 @@
         <w:rPr>
           <w:lang w:val="pt_PT" w:bidi="pt_PT"/>
         </w:rPr>
-        <w:t xml:space="preserve"> O rei sentou-se em seu lugar habitual, encostado à parede; Jônatas ficou à sua frente, e Abner sentou-se ao seu lado. O assento de Davi, porém, ficou vazio.</w:t>
+        <w:t xml:space="preserve"> O rei ocupou seu lugar habitual, encostado à parede; Jônatas ficou à sua frente, e Abner assentou-se ao seu lado. O assento de Davi, porém, ficou vazio.</w:t>
       </w:r>
     </w:p>
     <w:p>
@@ -11921,7 +11921,7 @@
         <w:rPr>
           <w:lang w:val="pt_PT" w:bidi="pt_PT"/>
         </w:rPr>
-        <w:t xml:space="preserve"> Saul não comentou nada naquele dia, pois pensou que algo tivesse acontecido para tornar Davi cerimonialmente impuro.</w:t>
+        <w:t xml:space="preserve"> Saul não comentou nada naquele dia, pois pensou em seu coração: “Algo ocorreu com Davi, deixando-o cerimonialmente impuro. Com certeza ele está impuro”.</w:t>
       </w:r>
     </w:p>
     <w:p>
@@ -11984,7 +11984,7 @@
         <w:rPr>
           <w:lang w:val="pt_PT" w:bidi="pt_PT"/>
         </w:rPr>
-        <w:t xml:space="preserve"> dizendo: ‘Permita-me ir, pois haverá um sacrifício da nossa família na cidade, e meu irmão ordenou que eu estivesse lá. Se conto com a sua boa vontade, deixe-me ir ver meus irmãos’. Por isso ele não veio à mesa do rei”.</w:t>
+        <w:t xml:space="preserve"> dizendo: ‘Peço que me deixe ir, porque minha família fará um sacrifício na cidade e meu irmão pediu que eu estivesse presente. Se conto com a sua boa vontade, deixe-me ir ver meus irmãos’. Por isso ele não veio à mesa do rei”.</w:t>
       </w:r>
     </w:p>
     <w:p>
@@ -12005,7 +12005,7 @@
         <w:rPr>
           <w:lang w:val="pt_PT" w:bidi="pt_PT"/>
         </w:rPr>
-        <w:t xml:space="preserve"> A ira de Saul se inflamou contra Jônatas, e ele lhe disse: “Filho de uma mulher perversa e rebelde! Você pensa que eu não sei que está do lado do filho de Jessé, para sua própria desonra e para a desonra daquela que o gerou?”.</w:t>
+        <w:t xml:space="preserve"> A ira de Saul se inflamou contra Jônatas, e ele lhe disse: “Filho de uma mulher perversa e rebelde! Você pensa que eu não sei que está do lado do filho de Jessé, para sua própria desonra e para a desonra daquela que o gerou?</w:t>
       </w:r>
     </w:p>
     <w:p>
@@ -12026,7 +12026,7 @@
         <w:rPr>
           <w:lang w:val="pt_PT" w:bidi="pt_PT"/>
         </w:rPr>
-        <w:t xml:space="preserve"> “Enquanto o filho de Jessé viver, você jamais ocupará o trono. Vá buscá-lo imediatamente, para que eu o mate!”.</w:t>
+        <w:t xml:space="preserve"> Enquanto o filho de Jessé viver, você jamais ocupará o trono. Vá buscá-lo imediatamente, para que eu o mate!”.</w:t>
       </w:r>
     </w:p>
     <w:p>
@@ -12089,7 +12089,7 @@
         <w:rPr>
           <w:lang w:val="pt_PT" w:bidi="pt_PT"/>
         </w:rPr>
-        <w:t xml:space="preserve"> Jônatas saiu da mesa profundamente indignado; naquele segundo dia da celebração da lua nova, ele não se alimentou, pois estava triste porque seu pai havia insultado Davi publicamente.</w:t>
+        <w:t xml:space="preserve"> Jônatas saiu da mesa profundamente indignado. Naquele segundo dia da celebração da lua nova, ele não se alimentou, pois estava triste porque seu pai havia insultado Davi publicamente.</w:t>
       </w:r>
     </w:p>
     <w:p>
@@ -12152,7 +12152,7 @@
         <w:rPr>
           <w:lang w:val="pt_PT" w:bidi="pt_PT"/>
         </w:rPr>
-        <w:t xml:space="preserve"> Quando o menino estava quase alcançando o local onde a flecha havia caído, Jônatas gritou: “A flecha está mais adiante!”.</w:t>
+        <w:t xml:space="preserve"> Quando o menino estava quase alcançando o local onde a flecha havia caído, Jônatas gritou: “A flecha está mais adiante!</w:t>
       </w:r>
     </w:p>
     <w:p>
@@ -12173,7 +12173,7 @@
         <w:rPr>
           <w:lang w:val="pt_PT" w:bidi="pt_PT"/>
         </w:rPr>
-        <w:t xml:space="preserve"> “Depressa! Não fique parado aí!”, gritou novamente. Então o menino pegou a flecha e correu de volta para seu senhor.</w:t>
+        <w:t xml:space="preserve"> Depressa! Não fique parado aí!”, gritou novamente. Então o menino pegou a flecha e correu de volta para seu senhor.</w:t>
       </w:r>
     </w:p>
     <w:p>
@@ -12315,7 +12315,7 @@
         <w:rPr>
           <w:lang w:val="pt_PT" w:bidi="pt_PT"/>
         </w:rPr>
-        <w:t xml:space="preserve"> Davi dirigiu-se à cidade de Nobe para falar com o sacerdote Aimeleque. Ao encontrá-lo, o sacerdote ficou alarmado e questionou: “Por que você veio sozinho? Por que não há ninguém com você?”.</w:t>
+        <w:t xml:space="preserve"> Davi dirigiu-se à cidade de Nobe para falar com o sacerdote Aimeleque. Ao encontrá-lo, o sacerdote ficou muito assustado e questionou: “Por que você veio sozinho? Por que não há ninguém com você?”.</w:t>
       </w:r>
     </w:p>
     <w:p>
@@ -12378,7 +12378,7 @@
         <w:rPr>
           <w:lang w:val="pt_PT" w:bidi="pt_PT"/>
         </w:rPr>
-        <w:t xml:space="preserve"> O sacerdote explicou a Davi: “Não tenho pão comum disponível; apenas o pão sagrado. Ele pode ser entregue se os homens não tiveram relações com mulheres recentemente”.</w:t>
+        <w:t xml:space="preserve"> O sacerdote explicou a Davi: “Não tenho pão comum disponível; apenas o pão sagrado. Ele pode ser entregue se os homens não tiverem tido relações com mulheres recentemente”.</w:t>
       </w:r>
     </w:p>
     <w:p>
@@ -12399,7 +12399,7 @@
         <w:rPr>
           <w:lang w:val="pt_PT" w:bidi="pt_PT"/>
         </w:rPr>
-        <w:t xml:space="preserve"> Davi declarou: “Certamente não, como é nosso hábito sempre que saímos em missão. Não tocamos em mulher, e os homens preservam a pureza do corpo mesmo em tarefas simples. Ainda mais hoje”.</w:t>
+        <w:t xml:space="preserve"> Davi declarou: “Certamente não. Como sempre acontece quando saímos em missão, os homens não tiveram contato com mulheres. Eles se mantêm puros mesmo em tarefas comuns; quanto mais numa ocasião como esta”.</w:t>
       </w:r>
     </w:p>
     <w:p>
@@ -12420,7 +12420,7 @@
         <w:rPr>
           <w:lang w:val="pt_PT" w:bidi="pt_PT"/>
         </w:rPr>
-        <w:t xml:space="preserve"> Dessa forma, o sacerdote lhe concedeu os pães consagrados, pois não havia outro alimento além do pão da Presença, que era retirado de diante do SENHOR e substituído por pãos frescos naquele dia.</w:t>
+        <w:t xml:space="preserve"> Dessa forma, o sacerdote lhe concedeu os pães consagrados, pois não havia outro alimento além do pão da Presença, que era retirado de diante do SENHOR e substituído por pães frescos naquele dia.</w:t>
       </w:r>
     </w:p>
     <w:p>
@@ -12441,7 +12441,7 @@
         <w:rPr>
           <w:lang w:val="pt_PT" w:bidi="pt_PT"/>
         </w:rPr>
-        <w:t xml:space="preserve"> Na ocasião, Doegue, o edomita, líder dos pastores de Saul, estava ali, pois cumpria um dever ritual diante do SENHOR.</w:t>
+        <w:t xml:space="preserve"> Na ocasião, Doegue, o edomita, líder dos pastores de Saul, estava ali, pois cumpria seus deveres diante do SENHOR.</w:t>
       </w:r>
     </w:p>
     <w:p>
@@ -12462,7 +12462,7 @@
         <w:rPr>
           <w:lang w:val="pt_PT" w:bidi="pt_PT"/>
         </w:rPr>
-        <w:t xml:space="preserve"> Davi perguntou a Aimeleque: “Você tem alguma espada ou lança? A ordem do rei foi tão urgente que não tive tempo de levar espada nem qualquer arma".</w:t>
+        <w:t xml:space="preserve"> Davi perguntou a Aimeleque: “Você tem alguma espada ou lança? A ordem do rei foi tão urgente que não tive tempo de levar espada nem qualquer arma”.</w:t>
       </w:r>
     </w:p>
     <w:p>
@@ -12483,7 +12483,7 @@
         <w:rPr>
           <w:lang w:val="pt_PT" w:bidi="pt_PT"/>
         </w:rPr>
-        <w:t xml:space="preserve"> O sacerdote respondeu: “Só há a espada de Golias, o filisteu que você venceu no vale de Elá. Ela está envolvida em um pano, atrás do colete sacerdotal. Pode levá-la, porque não existe outra arma aqui”. Davi respondeu: “Dê-me essa espada; nenhuma outra é tão boa quanto ela”.</w:t>
+        <w:t xml:space="preserve"> O sacerdote respondeu: “Só há a espada de Golias, o filisteu que você venceu no vale de Elá. Ela está envolvida num pano, atrás do colete sacerdotal. Pode levá-la, porque não existe outra arma aqui”. Davi respondeu: “Dê-me essa espada; nenhuma outra é tão boa quanto ela”.</w:t>
       </w:r>
     </w:p>
     <w:p>
@@ -12525,7 +12525,7 @@
         <w:rPr>
           <w:lang w:val="pt_PT" w:bidi="pt_PT"/>
         </w:rPr>
-        <w:t xml:space="preserve"> Contudo, os oficiais de Aquis lhe disseram: “Este não é Davi, o rei da terra de Israel? Não é sobre ele que mulhares celebravam dançando e cantando: ‘Saul matou seus milhares, e Davi suas dezenas de milhares’?”.</w:t>
+        <w:t xml:space="preserve"> Contudo, os oficiais de Aquis disseram: ‘Este não é Davi, o rei da terra de Israel? Não era sobre ele que as mulheres cantavam nas danças: ‘Saul matou seus milhares, e Davi, suas dezenas de milhares’?”.</w:t>
       </w:r>
     </w:p>
     <w:p>
@@ -12567,7 +12567,7 @@
         <w:rPr>
           <w:lang w:val="pt_PT" w:bidi="pt_PT"/>
         </w:rPr>
-        <w:t xml:space="preserve"> Por isso, Davi passou a agir de forma estranha, fingindo-se de louco, riscando as portas e deixando a saliva escorrer pela barba.</w:t>
+        <w:t xml:space="preserve"> Por isso, Davi fingiu estar fora de si. Ele fazia marcas nas portas da cidade e deixava a saliva escorrer pela barba.</w:t>
       </w:r>
     </w:p>
     <w:p>
@@ -12772,7 +12772,7 @@
         <w:rPr>
           <w:lang w:val="pt_PT" w:bidi="pt_PT"/>
         </w:rPr>
-        <w:t xml:space="preserve"> Ele indagou: “Escutem, homens de Benjamim! Será que o filho de Jessé dará a todos vocês campos e vinhas? Será que ele fará de cada um comandante de mil ou de cem?”.</w:t>
+        <w:t xml:space="preserve"> Ele indagou: “Escutem, homens de Benjamim! Será que o filho de Jessé dará a todos vocês campos e vinhas? Será que ele fará de cada um comandante de mil ou de cem?</w:t>
       </w:r>
     </w:p>
     <w:p>
@@ -12793,7 +12793,7 @@
         <w:rPr>
           <w:lang w:val="pt_PT" w:bidi="pt_PT"/>
         </w:rPr>
-        <w:t xml:space="preserve"> “Foi por isso que todos vocês se uniram contra mim? Nenhum de vocês me avisou quando meu próprio filho fez um acordo solene com o filho de Jessé. Vocês não demonstraram nenhuma consideração por mim. Até meu próprio filho incitou Davi a se levantar contra mim para me matar, como ele tenta fazer até hoje!”, disse Saul.</w:t>
+        <w:t xml:space="preserve"> Foi por isso que todos vocês conspiraram contra mim? Nenhum de vocês me avisou quando meu filho fez um acordo com o filho de Jessé. Ninguém se preocupou comigo. Meu próprio filho apoiou meu servo contra mim, e agora ele está à espreita para me atacar, como faz até hoje!”, disse Saul.</w:t>
       </w:r>
     </w:p>
     <w:p>
@@ -12835,7 +12835,7 @@
         <w:rPr>
           <w:lang w:val="pt_PT" w:bidi="pt_PT"/>
         </w:rPr>
-        <w:t xml:space="preserve"> Aimeleque consultou o SENHOR em favor dele, deu-lhe mantimentos e também a espada de Golias, o filisteu”.</w:t>
+        <w:t xml:space="preserve"> Aimeleque consultou o SENHOR em favor dele, deu-lhe mantimentos e a espada de Golias, o filisteu”.</w:t>
       </w:r>
     </w:p>
     <w:p>
@@ -12856,7 +12856,7 @@
         <w:rPr>
           <w:lang w:val="pt_PT" w:bidi="pt_PT"/>
         </w:rPr>
-        <w:t xml:space="preserve"> Imediatamente o rei ordenou que chamassem o sacerdote Aimeleque, filho de Aitube, juntamente com toda a família de seu pai, os sacerdotes de Nobe, e todos se apresentaram ao rei.</w:t>
+        <w:t xml:space="preserve"> Imediatamente o rei ordenou que chamassem o sacerdote Aimeleque, filho de Aitube, junto com toda a família de seu pai, os sacerdotes de Nobe. E todos se apresentaram ao rei.</w:t>
       </w:r>
     </w:p>
     <w:p>
@@ -12898,7 +12898,7 @@
         <w:rPr>
           <w:lang w:val="pt_PT" w:bidi="pt_PT"/>
         </w:rPr>
-        <w:t xml:space="preserve"> Saul continuou: “Por que vocês tramaram contra mim, você e o filho de Jessé? Você lhe deu alimento e espada, e consultou a Deus em favor dele, para que se levantasse contra mim e armassse emboscadas, como ele faz agora?”.</w:t>
+        <w:t xml:space="preserve"> Saul continuou: “Por que vocês tramaram contra mim, você e o filho de Jessé? Você lhe deu alimento e espada, e consultou a Deus em favor dele, para que se levantasse contra mim e armasse emboscadas, como ele faz agora?”.</w:t>
       </w:r>
     </w:p>
     <w:p>
@@ -13003,7 +13003,7 @@
         <w:rPr>
           <w:lang w:val="pt_PT" w:bidi="pt_PT"/>
         </w:rPr>
-        <w:t xml:space="preserve"> Então o rei deu ordem a Doegue: “Mate os sacerdotes”. E ele os matou. Naquele dia, matou oitenta e cinco homens que vestiam manto sacerdotal.</w:t>
+        <w:t xml:space="preserve"> Então o rei deu ordem a Doegue: “Mate os sacerdotes”. E ele os matou. Naquele dia, matou 85 homens que vestiam túnica de linho.</w:t>
       </w:r>
     </w:p>
     <w:p>
@@ -13166,7 +13166,7 @@
         <w:rPr>
           <w:lang w:val="pt_PT" w:bidi="pt_PT"/>
         </w:rPr>
-        <w:t xml:space="preserve"> Então Davi consultou o SENHOR, perguntando: “Devo ir enfrentá-los?”. O SENHOR respondeu: “Vá, combata os filisteus e salve Queila”.</w:t>
+        <w:t xml:space="preserve"> Então Davi consultou o SENHOR, perguntando: “Devo enfrentá-los?”. O SENHOR respondeu: “Vá, combata os filisteus e salve Queila”.</w:t>
       </w:r>
     </w:p>
     <w:p>
@@ -13208,7 +13208,7 @@
         <w:rPr>
           <w:lang w:val="pt_PT" w:bidi="pt_PT"/>
         </w:rPr>
-        <w:t xml:space="preserve"> Davi voltou a consultar o SENHOR. O SENHOR lhe disse: “Levante-se, vá até Queila, pois estou entregando os filisteus em suas mãos”.</w:t>
+        <w:t xml:space="preserve"> Davi voltou a consultar o SENHOR. O SENHOR lhe disse: “Levante-se e vá até Queila, pois estou entregando os filisteus em suas mãos”.</w:t>
       </w:r>
     </w:p>
     <w:p>
@@ -13397,7 +13397,7 @@
         <w:rPr>
           <w:lang w:val="pt_PT" w:bidi="pt_PT"/>
         </w:rPr>
-        <w:t xml:space="preserve"> Assim, Davi e seus homens, que eram cerca de seiscentos, deixaram Queila e passaram a andar de um lugar a outro naquela região. Quando Saul foi informado de que Davi tinha escapado, abandonou a ideia de ir a Queila.</w:t>
+        <w:t xml:space="preserve"> Assim, Davi e seus homens, que eram cerca de seiscentos, deixaram Queila e ficaram andando sem rumo definido pela região. Quando Saul foi informado de que Davi tinha escapado, abandonou a ideia de ir a Queila.</w:t>
       </w:r>
     </w:p>
     <w:p>
@@ -13418,7 +13418,7 @@
         <w:rPr>
           <w:lang w:val="pt_PT" w:bidi="pt_PT"/>
         </w:rPr>
-        <w:t xml:space="preserve"> Davi manteve-se refugiado nas fortalezas do deserto e nas montanhas de Zife. Saul o caçava incessantemente, porém o SENHOR não permitiu que fosse encontrado.</w:t>
+        <w:t xml:space="preserve"> Davi permaneceu nas fortalezas do deserto e nas colinas de Zife. Saul o procurava dia após dia, mas o SENHOR não permitiu que o encontrasse.</w:t>
       </w:r>
     </w:p>
     <w:p>
@@ -13481,7 +13481,7 @@
         <w:rPr>
           <w:lang w:val="pt_PT" w:bidi="pt_PT"/>
         </w:rPr>
-        <w:t xml:space="preserve"> Ele lhe disse: “Não tenha medo. Meu pai não levantará a mão contra você. Você será rei de Israel, e eu ocuparei o segundo lugar. Até meu pai sabe que isso acontecerá”.</w:t>
+        <w:t xml:space="preserve"> Ele lhe disse: “Não tenha medo. Meu pai não conseguirá capturá-lo. Você será rei de Israel, e eu ocuparei o segundo lugar. Até meu pai sabe que isso acontecerá”.</w:t>
       </w:r>
     </w:p>
     <w:p>
@@ -13523,7 +13523,7 @@
         <w:rPr>
           <w:lang w:val="pt_PT" w:bidi="pt_PT"/>
         </w:rPr>
-        <w:t xml:space="preserve"> Os habitantes de Zife procuraram Saul em Gibeá e lhe informaram: “Conhecemos o esconderijo de Davi. Ele está nas fortalezas de Horesa, na colina de Haquilá, ao sul de Jesimom”.</w:t>
+        <w:t xml:space="preserve"> Os habitantes de Zife procuraram Saul em Gibeá e disseram: “Davi está se escondendo entre nós, nas fortalezas de Horesa, na colina de Haquilá, ao sul do deserto de Jesimom.</w:t>
       </w:r>
     </w:p>
     <w:p>
@@ -13544,7 +13544,7 @@
         <w:rPr>
           <w:lang w:val="pt_PT" w:bidi="pt_PT"/>
         </w:rPr>
-        <w:t xml:space="preserve"> “Venha quando achar melhor, ó rei, e nós o prenderemos e o entregaremos em suas mãos”.</w:t>
+        <w:t xml:space="preserve"> Agora, ó rei, venha quando quiser, e nós seremos responsáveis por entregá‑lo em suas mãos”.</w:t>
       </w:r>
     </w:p>
     <w:p>
@@ -13565,7 +13565,7 @@
         <w:rPr>
           <w:lang w:val="pt_PT" w:bidi="pt_PT"/>
         </w:rPr>
-        <w:t xml:space="preserve"> Então Saul disse: “Que o SENHOR os abençoe! Vocês demonstraram grande lealdade para comigo.</w:t>
+        <w:t xml:space="preserve"> Então Saul disse: “Que o SENHOR os abençoe! Vocês tiveram compaixão de mim.</w:t>
       </w:r>
     </w:p>
     <w:p>
@@ -13586,7 +13586,7 @@
         <w:rPr>
           <w:lang w:val="pt_PT" w:bidi="pt_PT"/>
         </w:rPr>
-        <w:t xml:space="preserve"> Retornem e façam uma investigação mais cuidadosa. Descubram onde Davi costuma se esconder e quem teve contato com ele ali. Dizem que ele é muito esperto.</w:t>
+        <w:t xml:space="preserve"> Retornem e façam uma investigação mais cuidadosa. Descubram onde Davi costuma ficar e quem o viu por lá. Dizem que ele é muito esperto.</w:t>
       </w:r>
     </w:p>
     <w:p>
@@ -13607,7 +13607,7 @@
         <w:rPr>
           <w:lang w:val="pt_PT" w:bidi="pt_PT"/>
         </w:rPr>
-        <w:t xml:space="preserve"> Descubram todos os lugares onde ele se esconde e tragam-me informações precisas. Depois irei com vocês; se ele estiver naquela terra, eu o procurarei entre todos os clãs de Judá”.</w:t>
+        <w:t xml:space="preserve"> Descubram todos os lugares onde ele se esconde e tragam-me informações precisas. Depois irei com vocês. Se ele estiver naquela terra, eu o procurarei entre todos os clãs de Judá”.</w:t>
       </w:r>
     </w:p>
     <w:p>
@@ -13691,7 +13691,7 @@
         <w:rPr>
           <w:lang w:val="pt_PT" w:bidi="pt_PT"/>
         </w:rPr>
-        <w:t xml:space="preserve"> chegou ao rei uma mensagem urgente avisando que os filisteus haviam iniciado mais um ataque contra Israel.</w:t>
+        <w:t xml:space="preserve"> chegou um mensageiro dizendo: “Venha depressa! Os filisteus estão atacando Israel”.</w:t>
       </w:r>
     </w:p>
     <w:p>
@@ -13812,7 +13812,7 @@
         <w:rPr>
           <w:lang w:val="pt_PT" w:bidi="pt_PT"/>
         </w:rPr>
-        <w:t xml:space="preserve"> Ao passar por currais de ovelhas ao longo do caminho, viu uma caverna e entrou nela para satisfazer uma necessidade física. Davi e seus soldados estavam recolhidos no fundo da caverna.</w:t>
+        <w:t xml:space="preserve"> Ao passar por currais de ovelhas ao longo do caminho, viu uma caverna, onde entrou para fazer suas necessidades. Davi e seus soldados estavam recolhidos no fundo da caverna.</w:t>
       </w:r>
     </w:p>
     <w:p>
@@ -13833,7 +13833,7 @@
         <w:rPr>
           <w:lang w:val="pt_PT" w:bidi="pt_PT"/>
         </w:rPr>
-        <w:t xml:space="preserve"> Os homens que estavam com Davi disseram a ele: “Agora é a sua chance! Hoje o SENHOR lhe declara: ‘Entregarei o seu inimigo em suas mãos, para que você faça com ele o que achar melhor’.” Davi então se aproximou silenciosamente e, com muito cuidado, cortou um pedaço da barra do manto de Saul.</w:t>
+        <w:t xml:space="preserve"> Os homens que estavam com Davi disseram a ele: “Agora é a sua chance! Este é o dia sobre o qual o SENHOR lhe falou: ‘Entregarei o seu inimigo em suas mãos, para que você faça com ele o que achar melhor’”. Então Davi se aproximou silenciosamente e, com muito cuidado, cortou um pedaço da barra do manto de Saul.</w:t>
       </w:r>
     </w:p>
     <w:p>
@@ -13854,7 +13854,7 @@
         <w:rPr>
           <w:lang w:val="pt_PT" w:bidi="pt_PT"/>
         </w:rPr>
-        <w:t xml:space="preserve"> Logo depois, Davi sentiu-se profundamente incomodado por ter cortado a extremidade da roupa de Saul.</w:t>
+        <w:t xml:space="preserve"> Logo depois, Davi sentiu-se profundamente incomodado por ter cortado a ponta da roupa de Saul.</w:t>
       </w:r>
     </w:p>
     <w:p>
@@ -13917,7 +13917,7 @@
         <w:rPr>
           <w:lang w:val="pt_PT" w:bidi="pt_PT"/>
         </w:rPr>
-        <w:t xml:space="preserve"> Davi também saiu da caverna e chamou Saul em alta voz: “Ó rei, meu senhor!”. Quando Saul se voltou, Davi se inclinou com o rosto voltado para o chão.</w:t>
+        <w:t xml:space="preserve"> Davi também saiu da caverna e chamou Saul em alta voz: “Ó rei, meu senhor!”. Quando Saul se voltou, Davi se inclinou com o rosto no chão.</w:t>
       </w:r>
     </w:p>
     <w:p>
@@ -13959,7 +13959,7 @@
         <w:rPr>
           <w:lang w:val="pt_PT" w:bidi="pt_PT"/>
         </w:rPr>
-        <w:t xml:space="preserve"> Hoje o próprio rei pode comprovar que isso não é verdade. O SENHOR o colocou em minhas mãos dentro da caverna. Alguns dos meus homens sugeriram que eu o matasse, mas eu o preservei, pois declarei: “Nunca levantarei a mão contra o rei, porque ele é o ungido do SENHOR'.</w:t>
+        <w:t xml:space="preserve"> Hoje o próprio rei pode comprovar que isso não é verdade. O SENHOR o colocou em minhas mãos dentro da caverna. Alguns dos meus homens sugeriram que eu o matasse, mas eu o preservei, pois declarei: “Nunca levantarei a mão contra o rei, porque ele é o ungido do SENHOR’.</w:t>
       </w:r>
     </w:p>
     <w:p>
@@ -13980,7 +13980,7 @@
         <w:rPr>
           <w:lang w:val="pt_PT" w:bidi="pt_PT"/>
         </w:rPr>
-        <w:t xml:space="preserve"> Observe, meu pai, o que tenho em mãos: um pedaço da borda do seu manto. Eu cortei a veste do rei, mas não tirei sua vida. Isso demonstra que não tenho intenção de lhe causar dano, nem me rebelei ou pequei contra o rei, embora o senhor esteja me perseguindo para me matar.</w:t>
+        <w:t xml:space="preserve"> Observe, meu pai, o que tenho em mãos: um pedaço da ponta do seu manto. Eu cortei a veste do rei, mas não tirei sua vida. Isso demonstra que não tenho intenção de lhe causar dano, nem me rebelei ou pequei contra o rei, embora o senhor esteja me perseguindo para me matar.</w:t>
       </w:r>
     </w:p>
     <w:p>
@@ -14001,7 +14001,7 @@
         <w:rPr>
           <w:lang w:val="pt_PT" w:bidi="pt_PT"/>
         </w:rPr>
-        <w:t xml:space="preserve"> Que o SENHOR seja o juiz entre mim e o rei. Talvez o SENHOR o repreenda pelo que tenta fazer contra mim, mas eu nunca levantarei a mão contra o rei.</w:t>
+        <w:t xml:space="preserve"> Que o SENHOR seja o juiz entre mim e o rei. Que ele faça justiça pelos males que o senhor tem feito contra mim, mas eu nunca levantarei a mão contra o rei.</w:t>
       </w:r>
     </w:p>
     <w:p>
@@ -14022,7 +14022,7 @@
         <w:rPr>
           <w:lang w:val="pt_PT" w:bidi="pt_PT"/>
         </w:rPr>
-        <w:t xml:space="preserve"> Como afirma um antigo provérbio: 'Dos maus procedem ações más'; por isso, não levantarei a mão contra ti.</w:t>
+        <w:t xml:space="preserve"> Como afirma um antigo provérbio: ‘Dos maus vêm ações más’; por isso, não levantarei a mão contra o senhor.</w:t>
       </w:r>
     </w:p>
     <w:p>
@@ -14043,7 +14043,7 @@
         <w:rPr>
           <w:lang w:val="pt_PT" w:bidi="pt_PT"/>
         </w:rPr>
-        <w:t xml:space="preserve"> Contra quem saiu o rei de Israel? A quem está perseguindo? A um cão sem valor! A uma simples pulga!</w:t>
+        <w:t xml:space="preserve"> Contra quem saiu o rei de Israel? A quem está perseguindo? A um cão morto! A uma simples pulga!</w:t>
       </w:r>
     </w:p>
     <w:p>
@@ -14064,7 +14064,7 @@
         <w:rPr>
           <w:lang w:val="pt_PT" w:bidi="pt_PT"/>
         </w:rPr>
-        <w:t xml:space="preserve"> Que o SENHOR seja o juiz e decida entre nós. Que ele examine a minha causa e a defenda, julgando-me e livrando-me das suas mãos".</w:t>
+        <w:t xml:space="preserve"> Que o SENHOR seja o juiz e decida entre nós. Que ele examine a minha causa e a defenda, julgando-me e livrando-me das suas mãos”.</w:t>
       </w:r>
     </w:p>
     <w:p>
@@ -14190,7 +14190,7 @@
         <w:rPr>
           <w:lang w:val="pt_PT" w:bidi="pt_PT"/>
         </w:rPr>
-        <w:t xml:space="preserve"> Por isso, jure-me pelo SENHOR que você não eliminará os meus descendentes nem apagará o meu nome da família de meu pai".</w:t>
+        <w:t xml:space="preserve"> Por isso, jure-me pelo SENHOR que você não eliminará os meus descendentes nem apagará o meu nome da família de meu pai”.</w:t>
       </w:r>
     </w:p>
     <w:p>
@@ -14290,7 +14290,7 @@
         <w:rPr>
           <w:lang w:val="pt_PT" w:bidi="pt_PT"/>
         </w:rPr>
-        <w:t xml:space="preserve"> O nome desse homem era Nabal, e sua esposa se chamava Abigail, uma mulher sensata e de bela aparência. Nabal, porém, descendente de Calebe, era grosseiro e agia de modo perverso em tudo o que fazia.</w:t>
+        <w:t xml:space="preserve"> O nome desse homem era Nabal, e sua esposa se chamava Abigail, uma mulher sensata e de bela aparência. Nabal, porém, descendente de Calebe, era rude e mau em seu comportamento.</w:t>
       </w:r>
     </w:p>
     <w:p>
@@ -14395,7 +14395,7 @@
         <w:rPr>
           <w:lang w:val="pt_PT" w:bidi="pt_PT"/>
         </w:rPr>
-        <w:t xml:space="preserve"> Pergunte a eles, e confirmarão o que digo. Portanto, trate-nos com bondade, pois chegamos em um tempo de celebração. Peço que conceda aos seus servos e a Davi, seu filho, aquilo que estiver ao seu alcance”.</w:t>
+        <w:t xml:space="preserve"> Pergunte a eles, e confirmarão o que digo. Por isso, pedimos que nos trate com bondade, pois chegamos num tempo de celebração. Peço que dê aos seus servos e a Davi aquilo que puder”.</w:t>
       </w:r>
     </w:p>
     <w:p>
@@ -14437,7 +14437,7 @@
         <w:rPr>
           <w:lang w:val="pt_PT" w:bidi="pt_PT"/>
         </w:rPr>
-        <w:t xml:space="preserve"> Então Nabal respondeu aos servos de Davi: “Quem é Davi? Quem é esse tal filho de Jessé? Muitos servos estão fugindo de seus senhores ultimamente.</w:t>
+        <w:t xml:space="preserve"> Então Nabal respondeu aos servos de Davi: “Quem é Davi? Quem é esse filho de Jessé? Muitos servos estão fugindo de seus senhores ultimamente.</w:t>
       </w:r>
     </w:p>
     <w:p>
@@ -14500,7 +14500,7 @@
         <w:rPr>
           <w:lang w:val="pt_PT" w:bidi="pt_PT"/>
         </w:rPr>
-        <w:t xml:space="preserve"> Davi ordenou: “Preparem suas espadas!”, e colocou a sua à cintura; seus homens fizeram o mesmo. Quatrocentos homens acompanharam Davi, enquanto duzentos permaneceram cuidando da bagagem.</w:t>
+        <w:t xml:space="preserve"> Davi ordenou: “Preparem suas espadas!”, e ele próprio colocou a sua na cintura. Seus homens fizeram o mesmo. Quatrocentos homens acompanharam Davi, enquanto duzentos permaneceram cuidando da bagagem.</w:t>
       </w:r>
     </w:p>
     <w:p>
@@ -14584,7 +14584,7 @@
         <w:rPr>
           <w:lang w:val="pt_PT" w:bidi="pt_PT"/>
         </w:rPr>
-        <w:t xml:space="preserve"> É necessário que a senhora leve tudo isso em conta e decida como agir, pois um desastre ameaça o nosso senhor e toda a sua casa. Nabal é um homem tão duro que ninguém consegue dialogar com ele".</w:t>
+        <w:t xml:space="preserve"> É necessário que a senhora leve tudo isso em conta e decida como agir, pois um desastre ameaça o nosso senhor e toda a sua casa. Nabal é um homem tão duro que ninguém consegue dialogar com ele”.</w:t>
       </w:r>
     </w:p>
     <w:p>
@@ -14605,7 +14605,7 @@
         <w:rPr>
           <w:lang w:val="pt_PT" w:bidi="pt_PT"/>
         </w:rPr>
-        <w:t xml:space="preserve"> Sem demora, Abigail preparou duzentos pães, duas vasilhas de couro cheias de vinho, cinco ovelhas prontas, cinco porções de grãos tostados, cem bolos de passas e duzentos bolos de figo, colocando tudo sobre jumentos.</w:t>
+        <w:t xml:space="preserve"> Sem demora, Abigail preparou duzentos pães, duas vasilhas de couro cheias de vinho, cinco ovelhas assadas, cinco porções de grãos tostados, cem bolos de passas e duzentos bolos de figo, colocando tudo sobre jumentos.</w:t>
       </w:r>
     </w:p>
     <w:p>
@@ -14626,7 +14626,7 @@
         <w:rPr>
           <w:lang w:val="pt_PT" w:bidi="pt_PT"/>
         </w:rPr>
-        <w:t xml:space="preserve"> Depois disse aos servos: “Sigam adiante, que logo irei atrás de vocês.” Contudo, não contou ao seu marido, Nabal, o que estava fazendo.</w:t>
+        <w:t xml:space="preserve"> Depois disse aos servos: “Sigam adiante, que logo irei atrás de vocês”. Contudo, não contou ao seu marido, Nabal, o que estava fazendo.</w:t>
       </w:r>
     </w:p>
     <w:p>
@@ -14647,7 +14647,7 @@
         <w:rPr>
           <w:lang w:val="pt_PT" w:bidi="pt_PT"/>
         </w:rPr>
-        <w:t xml:space="preserve"> Enquanto Abigail seguia montada em um jumento, escondida pela encosta da montanha, Davi e seus homens desciam em sua direção, e ela acabou se encontrando com eles.</w:t>
+        <w:t xml:space="preserve"> Enquanto Abigail seguia montada num jumento, encoberta pela montanha, Davi e seus homens desciam em sua direção, e ela acabou se encontrando com eles.</w:t>
       </w:r>
     </w:p>
     <w:p>
@@ -14710,7 +14710,7 @@
         <w:rPr>
           <w:lang w:val="pt_PT" w:bidi="pt_PT"/>
         </w:rPr>
-        <w:t xml:space="preserve"> Ao avistar Davi, Abigail desceu rapidamente do jumento e se prostrou diante dele, com o rosto voltado para o chão.</w:t>
+        <w:t xml:space="preserve"> Ao avistar Davi, Abigail desceu rapidamente do jumento e se prostrou diante dele, com o rosto no chão.</w:t>
       </w:r>
     </w:p>
     <w:p>
@@ -14731,7 +14731,7 @@
         <w:rPr>
           <w:lang w:val="pt_PT" w:bidi="pt_PT"/>
         </w:rPr>
-        <w:t xml:space="preserve"> Lançou-se aos seus pés e disse: “Meu senhor, a responsabilidade é toda minha. Peço que escutes as palavras da tua serva.</w:t>
+        <w:t xml:space="preserve"> Lançou-se aos seus pés e disse: “Meu senhor, a responsabilidade é toda minha. Peço que escute as palavras da sua serva.</w:t>
       </w:r>
     </w:p>
     <w:p>
@@ -14752,7 +14752,7 @@
         <w:rPr>
           <w:lang w:val="pt_PT" w:bidi="pt_PT"/>
         </w:rPr>
-        <w:t xml:space="preserve"> Nabal é um homem mau; não leve em conta o que ele falou. Ele é um insensato, conforme o significado do seu nome. Quanto a mim, não cheguei a ver os jovens que o senhor enviou.</w:t>
+        <w:t xml:space="preserve"> Nabal é um homem mau; não leve em conta o que ele falou. Ele é insensato, conforme o significado do seu nome, e a insensatez o acompanha. Quanto a mim, não cheguei a ver os jovens que o senhor enviou.</w:t>
       </w:r>
     </w:p>
     <w:p>
@@ -14773,7 +14773,7 @@
         <w:rPr>
           <w:lang w:val="pt_PT" w:bidi="pt_PT"/>
         </w:rPr>
-        <w:t xml:space="preserve"> Agora, meu senhor, faço um juramento pelo nome do SENHOR e pela tua própria vida: foi o SENHOR quem te conteve, impedindo que derramasses sangue e te vingasses com as tuas mãos. Que os teus inimigos e todos os que desejam prejudicar-te sejam punidos como Nabal.</w:t>
+        <w:t xml:space="preserve"> Agora, meu senhor, faço um juramento pelo nome do SENHOR e por sua vida: foi o SENHOR quem o impediu de derramar sangue e de se vingar por conta própria. Que seus inimigos e todos os que desejam lhe fazer mal acabem como Nabal.</w:t>
       </w:r>
     </w:p>
     <w:p>
@@ -14794,7 +14794,7 @@
         <w:rPr>
           <w:lang w:val="pt_PT" w:bidi="pt_PT"/>
         </w:rPr>
-        <w:t xml:space="preserve"> Que este presente trazido por tua serva seja entregue aos homens que seguem contigo.</w:t>
+        <w:t xml:space="preserve"> Que este presente trazido por sua serva seja entregue aos homens que seguem com o senhor.</w:t>
       </w:r>
     </w:p>
     <w:p>
@@ -14815,7 +14815,7 @@
         <w:rPr>
           <w:lang w:val="pt_PT" w:bidi="pt_PT"/>
         </w:rPr>
-        <w:t xml:space="preserve"> Suplico que perdoes a ofensa da tua serva, pois o SENHOR certamente te concederá um reino duradouro, já que lutas as batalhas do SENHOR. Que jamais se encontre em ti qualquer culpa durante toda a tua vida.</w:t>
+        <w:t xml:space="preserve"> Suplico que perdoe a ofensa da sua serva, pois o SENHOR certamente lhe concederá um reino duradouro, já que luta as batalhas do SENHOR. Que nunca haja no senhor qualquer culpa durante toda a sua vida.</w:t>
       </w:r>
     </w:p>
     <w:p>
@@ -14836,7 +14836,7 @@
         <w:rPr>
           <w:lang w:val="pt_PT" w:bidi="pt_PT"/>
         </w:rPr>
-        <w:t xml:space="preserve"> Mesmo que alguém tente tirar-te a vida, a vida do meu senhor estará firmemente protegida pelo SENHOR teu Deus. Quanto aos teus inimigos, a vida deles será lançada para longe, como por uma funda.</w:t>
+        <w:t xml:space="preserve"> Mesmo que alguém tente tirar a sua vida, a vida do meu senhor estará firmemente protegida pelo SENHOR, seu Deus. Já a vida dos seus inimigos será lançada para longe, como uma pedra atirada de uma funda.</w:t>
       </w:r>
     </w:p>
     <w:p>
@@ -14857,7 +14857,7 @@
         <w:rPr>
           <w:lang w:val="pt_PT" w:bidi="pt_PT"/>
         </w:rPr>
-        <w:t xml:space="preserve"> Quando o SENHOR tiver cumprido todas as suas promessas e te tiver estabelecido como governante de Israel,</w:t>
+        <w:t xml:space="preserve"> Quando o SENHOR tiver cumprido todas as suas promessas e o tiver estabelecido como governante de Israel,</w:t>
       </w:r>
     </w:p>
     <w:p>
@@ -14878,7 +14878,7 @@
         <w:rPr>
           <w:lang w:val="pt_PT" w:bidi="pt_PT"/>
         </w:rPr>
-        <w:t xml:space="preserve"> não carregarás na consciência o sofrimento nem o peso de ter derramado sangue ou de ter se vingado sem razão. E, quando o SENHOR fizer grandes coisas por ti, lembra-te desta tua serva”.</w:t>
+        <w:t xml:space="preserve"> o senhor não carregará na consciência o sofrimento nem o peso de ter derramado sangue ou de ter se vingado sem razão. E, quando o SENHOR o abençoar, lembre-se desta sua serva”.</w:t>
       </w:r>
     </w:p>
     <w:p>
@@ -14920,7 +14920,7 @@
         <w:rPr>
           <w:lang w:val="pt_PT" w:bidi="pt_PT"/>
         </w:rPr>
-        <w:t xml:space="preserve"> Bendito seja o seu discernimento, e bendita seja você, que me impediste de derramar sangue e de fazer justiça com as minhas próprias mãos.</w:t>
+        <w:t xml:space="preserve"> Bendito seja o seu discernimento, e bendita seja você, que me impediu de derramar sangue e de fazer justiça com as minhas próprias mãos.</w:t>
       </w:r>
     </w:p>
     <w:p>
@@ -15004,7 +15004,7 @@
         <w:rPr>
           <w:lang w:val="pt_PT" w:bidi="pt_PT"/>
         </w:rPr>
-        <w:t xml:space="preserve"> Pela manhã, quando Nabal já estava lúcido, sua esposa lhe contou tudo o que havia acontecido. Ao ouvir isso, ele sofreu um colapso e ficou totalmente paralisado.</w:t>
+        <w:t xml:space="preserve"> Pela manhã, quando Nabal já estava lúcido, sua esposa lhe contou tudo o que havia acontecido. Ao ouvi-la, ele sofreu um colapso e ficou paralisado como uma pedra.</w:t>
       </w:r>
     </w:p>
     <w:p>
@@ -15046,7 +15046,7 @@
         <w:rPr>
           <w:lang w:val="pt_PT" w:bidi="pt_PT"/>
         </w:rPr>
-        <w:t xml:space="preserve"> Quando Davi soube da morte de Nabal, disse: “Louvado seja o SENHOR, que defendeu a minha causa diante do insulto que recebi de Nabal e me impediu de praticar o mal. O SENHOR fez recair sobre Nabal o castigo por sua própria culpa.” Então Davi enviou mensageiros a Abigail para para tomá-la por esposa.</w:t>
+        <w:t xml:space="preserve"> Quando Davi soube da morte de Nabal, disse: “Louvado seja o SENHOR, que defendeu a minha causa diante do insulto que recebi de Nabal e me impediu de praticar o mal. O SENHOR fez recair sobre Nabal o castigo por sua própria culpa”. Então Davi enviou mensageiros a Abigail para tomá-la por esposa.</w:t>
       </w:r>
     </w:p>
     <w:p>
@@ -15109,7 +15109,7 @@
         <w:rPr>
           <w:lang w:val="pt_PT" w:bidi="pt_PT"/>
         </w:rPr>
-        <w:t xml:space="preserve"> Sem demora, Abigail montou em um jumento e, acompanhada de suas cinco servas, seguiu com os mensageiros de Davi e tornou-se sua mulher.</w:t>
+        <w:t xml:space="preserve"> Sem demora, Abigail montou num jumento e, acompanhada de suas cinco servas, seguiu com os mensageiros de Davi e tornou-se sua mulher.</w:t>
       </w:r>
     </w:p>
     <w:p>
@@ -15151,7 +15151,7 @@
         <w:rPr>
           <w:lang w:val="pt_PT" w:bidi="pt_PT"/>
         </w:rPr>
-        <w:t xml:space="preserve"> Enquanto isso, Saul havia dado sua filha Mical, que era esposa de Davi, a um homem de Galim chamado Palti, filho de Laís.</w:t>
+        <w:t xml:space="preserve"> Enquanto isso, Saul tinha dado sua filha Mical, que era esposa de Davi, a um homem de Galim chamado Paltiel, filho de Laís.</w:t>
       </w:r>
     </w:p>
     <w:p>
@@ -15209,7 +15209,7 @@
         <w:rPr>
           <w:lang w:val="pt_PT" w:bidi="pt_PT"/>
         </w:rPr>
-        <w:t xml:space="preserve"> Diante disso, Saul escolheu três mil combatentes entre os melhores de Israel partiu para capturar Davi no deserto de Zife.</w:t>
+        <w:t xml:space="preserve"> Diante disso, Saul escolheu três mil combatentes entre os melhores de Israel e partiu para capturar Davi no deserto de Zife.</w:t>
       </w:r>
     </w:p>
     <w:p>
@@ -15230,7 +15230,7 @@
         <w:rPr>
           <w:lang w:val="pt_PT" w:bidi="pt_PT"/>
         </w:rPr>
-        <w:t xml:space="preserve"> Ele armou acampamento à margem do caminho, próximo ao monte Haquilá, nas imediações do deserto de Jesimom, local onde Davi permanecia escondido. Ao perceber que Saul havia ido ao deserto para capturá-lo,</w:t>
+        <w:t xml:space="preserve"> Ele armou acampamento à margem do caminho, próximo ao monte Haquilá, nas imediações do deserto de Jesimom, local onde Davi permanecia escondido. Quando Davi percebeu que Saul havia ido ao deserto para capturá-lo,</w:t>
       </w:r>
     </w:p>
     <w:p>
@@ -15251,7 +15251,7 @@
         <w:rPr>
           <w:lang w:val="pt_PT" w:bidi="pt_PT"/>
         </w:rPr>
-        <w:t xml:space="preserve"> Davi enviou observadores para verificar se a informação sobre a chegada de Saul era verdadeira.</w:t>
+        <w:t xml:space="preserve"> enviou observadores para verificar se a informação sobre a chegada de Saul era verdadeira.</w:t>
       </w:r>
     </w:p>
     <w:p>
@@ -15377,7 +15377,7 @@
         <w:rPr>
           <w:lang w:val="pt_PT" w:bidi="pt_PT"/>
         </w:rPr>
-        <w:t xml:space="preserve"> Davi continuou: “O SENHOR cuidará disso; Saul morrerá quando chegar sua hora, seja por causa natural, seja em meio à guerra”.</w:t>
+        <w:t xml:space="preserve"> Davi continuou: “Juro pelo nome do SENHOR: ele mesmo fará justiça. Saul morrerá no tempo certo, seja por causa natural ou na guerra”.</w:t>
       </w:r>
     </w:p>
     <w:p>
@@ -15482,7 +15482,7 @@
         <w:rPr>
           <w:lang w:val="pt_PT" w:bidi="pt_PT"/>
         </w:rPr>
-        <w:t xml:space="preserve"> Davi disse: “Você se considera um homem valente, não é, Abner? Existe alguém em Israel que se compare a você? Por que, então, não cuidou do seu senhor, o rei, quando alguém chegou tão perto a ponto de poder tirar-lhe a vida?”.</w:t>
+        <w:t xml:space="preserve"> Davi disse: “Você se considera um homem valente, não é, Abner? Existe alguém em Israel que se compare a você? Por que, então, não cuidou do seu senhor, o rei, quando alguém chegou tão perto a ponto de poder tirar-lhe a vida?</w:t>
       </w:r>
     </w:p>
     <w:p>
@@ -15503,7 +15503,7 @@
         <w:rPr>
           <w:lang w:val="pt_PT" w:bidi="pt_PT"/>
         </w:rPr>
-        <w:t xml:space="preserve"> “Isso é muito grave! Tão certo como vive o SENHOR, você e seus homens merecem morrer, pois não guardaram o seu rei, o ungido do SENHOR. Observe bem: onde estão a lança e o jarro de água do rei, que ficavam junto à sua cabeça?”.</w:t>
+        <w:t xml:space="preserve"> Isso é muito grave! Tão certo como vive o SENHOR, você e seus homens merecem morrer, pois não guardaram o seu rei, o ungido do SENHOR. Observe bem: onde estão a lança e o jarro de água do rei, que estavam junto à cabeça dele?”.</w:t>
       </w:r>
     </w:p>
     <w:p>
@@ -15566,7 +15566,7 @@
         <w:rPr>
           <w:lang w:val="pt_PT" w:bidi="pt_PT"/>
         </w:rPr>
-        <w:t xml:space="preserve"> Que o rei, meu senhor, ouça as palavras do seu servo. Se foi o SENHOR quem o incitou contra mim, que Ele aceite uma oferta; mas, se foram homens, que sejam amaldiçoados diante do SENHOR, pois hoje me afastaram da parte que me cabe na herança do SENHOR, dizendo: ‘Vá e adore outros deuses’”.</w:t>
+        <w:t xml:space="preserve"> Que o rei, meu senhor, ouça as palavras do seu servo. Se foi o SENHOR quem o incitou contra mim, que ele aceite uma oferta; mas, se foram homens, que sejam amaldiçoados diante do SENHOR, pois hoje me afastaram da parte que me cabe na herança do SENHOR, dizendo: ‘Vá e adore outros deuses’.</w:t>
       </w:r>
     </w:p>
     <w:p>
@@ -15587,7 +15587,7 @@
         <w:rPr>
           <w:lang w:val="pt_PT" w:bidi="pt_PT"/>
         </w:rPr>
-        <w:t xml:space="preserve"> Devo morrer em terra estrangeira, afastado da presença do SENHOR? Por que o rei de Israel sai em busca de uma pulga? Por que me persegue como se eu fosse uma perdiz nas montanhas?”.</w:t>
+        <w:t xml:space="preserve"> Que o meu sangue não seja derramado longe da presença do SENHOR. Por que o rei de Israel saiu para perseguir uma simples pulga? Por que me caça como se eu fosse uma perdiz nas montanhas?”.</w:t>
       </w:r>
     </w:p>
     <w:p>
@@ -15650,7 +15650,7 @@
         <w:rPr>
           <w:lang w:val="pt_PT" w:bidi="pt_PT"/>
         </w:rPr>
-        <w:t xml:space="preserve"> O SENHOR retribui a justiça e a lealdade de cada pessoa. Hoje Ele o colocou em minhas mãos, mas eu não me atreveria a ferir aquele que foi ungido pelo SENHOR.</w:t>
+        <w:t xml:space="preserve"> O SENHOR retribui a justiça e a lealdade de cada pessoa. Hoje ele o colocou em minhas mãos, mas eu não me atreveria a ferir aquele que foi ungido pelo SENHOR.</w:t>
       </w:r>
     </w:p>
     <w:p>
@@ -15671,7 +15671,7 @@
         <w:rPr>
           <w:lang w:val="pt_PT" w:bidi="pt_PT"/>
         </w:rPr>
-        <w:t xml:space="preserve"> Assim como hoje considerei preciosa a sua vida, que o SENHOR também valorize a minha e me livre de toda aflição".</w:t>
+        <w:t xml:space="preserve"> Assim como hoje considerei preciosa a sua vida, que o SENHOR também valorize a minha e me livre de toda aflição”.</w:t>
       </w:r>
     </w:p>
     <w:p>
@@ -15813,7 +15813,7 @@
         <w:rPr>
           <w:lang w:val="pt_PT" w:bidi="pt_PT"/>
         </w:rPr>
-        <w:t xml:space="preserve"> Em certa ocasião, Davi disse a Aquis: “Se meu senhor achar conveniente, gostaríamos de viver em uma das cidades do campo. Não é necessário que seu servo habite na cidade real”.</w:t>
+        <w:t xml:space="preserve"> Em certa ocasião, Davi disse a Aquis: “Se meu senhor achar conveniente, dê-me um lugar numa das cidades desta terra para eu viver. Não é preciso que este seu servo more na cidade real”.</w:t>
       </w:r>
     </w:p>
     <w:p>
@@ -15939,7 +15939,7 @@
         <w:rPr>
           <w:lang w:val="pt_PT" w:bidi="pt_PT"/>
         </w:rPr>
-        <w:t xml:space="preserve"> Davi não deixava sobreviventes, nem homens nem mulheres, que pudessem ir a Gate e contar a verdade sobre onde ele tinha estado. Isso acontecia de forma constante enquanto ele residia entre os filisteus.</w:t>
+        <w:t xml:space="preserve"> Davi não deixava sobreviventes, nem homens nem mulheres, para que ninguém fosse levado a Gate e o denunciasse. Esse era o seu costume enquanto viveu entre os filisteus.</w:t>
       </w:r>
     </w:p>
     <w:p>
@@ -15960,7 +15960,7 @@
         <w:rPr>
           <w:lang w:val="pt_PT" w:bidi="pt_PT"/>
         </w:rPr>
-        <w:t xml:space="preserve"> Aquis confiava em Davi e pensava: “A esta altura, o povo de Israel deve odiá-lo intensamente. Agora ele permanecerá aqui e estará a meu serviço para sempre”.</w:t>
+        <w:t xml:space="preserve"> Aquis confiava em Davi e dizia: “Ele se tornou muito odiado por seu próprio povo, os israelitas. Por isso, será meu servo para sempre”.</w:t>
       </w:r>
     </w:p>
     <w:p>
@@ -16018,7 +16018,7 @@
         <w:rPr>
           <w:lang w:val="pt_PT" w:bidi="pt_PT"/>
         </w:rPr>
-        <w:t xml:space="preserve"> Davi respondeu: “Está certo. Assim o senhor poderá comprovar pessoalmente do que somos capazes”. Então Aquis declarou a Davi: “Farei de você meu guarda particular por toda a minha vida”.</w:t>
+        <w:t xml:space="preserve"> Davi respondeu: “Está certo. Assim o senhor poderá ver do que o seu servo é capaz”. Então Aquis declarou a Davi: “Farei de você meu guarda particular por toda a minha vida”.</w:t>
       </w:r>
     </w:p>
     <w:p>
@@ -16039,7 +16039,7 @@
         <w:rPr>
           <w:lang w:val="pt_PT" w:bidi="pt_PT"/>
         </w:rPr>
-        <w:t xml:space="preserve"> Nessa ocasião, Samuel já tinha falecido, e todo o Israel havia pranteado sua morte. Ele foi sepultado em Ramá, sua cidade natal. Saul havia banido do país todos os médiuns e os que consultavam os espíritos dos mortos.</w:t>
+        <w:t xml:space="preserve"> Nessa ocasião, Samuel já tinha falecido, e todo o Israel havia pranteado sua morte. Ele foi sepultado em Ramá, sua cidade natal. Saul havia banido da nação todos os médiuns e os que consultavam os espíritos dos mortos.</w:t>
       </w:r>
     </w:p>
     <w:p>
@@ -16102,7 +16102,7 @@
         <w:rPr>
           <w:lang w:val="pt_PT" w:bidi="pt_PT"/>
         </w:rPr>
-        <w:t xml:space="preserve"> Ele procurou o SENHOR em busca de direção, mas não recebeu resposta alguma, nem através de sonhos, nem do Urim, nem por meio dos profetas.</w:t>
+        <w:t xml:space="preserve"> Ele procurou o SENHOR em busca de direção, mas não recebeu resposta alguma, nem por meio de sonhos, nem do Urim, nem dos profetas.</w:t>
       </w:r>
     </w:p>
     <w:p>
@@ -16123,7 +16123,7 @@
         <w:rPr>
           <w:lang w:val="pt_PT" w:bidi="pt_PT"/>
         </w:rPr>
-        <w:t xml:space="preserve"> Saul disse a seus conselheiros: “Encontrem para mim uma mulher que seja médium, para que eu a consulte e receba orientação”. Eles responderam: “Há uma médium em En-Dor”.</w:t>
+        <w:t xml:space="preserve"> Saul disse aos seus conselheiros: “Encontrem para mim uma mulher que seja médium, para que eu a consulte”. Eles responderam: “Há uma médium em En-Dor”.</w:t>
       </w:r>
     </w:p>
     <w:p>
@@ -16144,7 +16144,7 @@
         <w:rPr>
           <w:lang w:val="pt_PT" w:bidi="pt_PT"/>
         </w:rPr>
-        <w:t xml:space="preserve"> Então Saul se disfarçou, vestiu roupas simples e, junto com dois de seus homens, foi durante a noite à casa da mulher. Ele lhe disse: “Preciso falar com alguém que já morreu. Você pode trazer o espírito dele?”.</w:t>
+        <w:t xml:space="preserve"> Então Saul se disfarçou, vestiu roupas simples e, junto com dois de seus homens, foi durante a noite à casa da mulher. Ele lhe disse: “Invoque para mim o espírito da pessoa cujo nome eu disser”.</w:t>
       </w:r>
     </w:p>
     <w:p>
@@ -16228,7 +16228,7 @@
         <w:rPr>
           <w:lang w:val="pt_PT" w:bidi="pt_PT"/>
         </w:rPr>
-        <w:t xml:space="preserve"> Ao ver Samuel, a mulher gritou e disse a Saul: “Por que me enganaste? Tu és o próprio Saul!”.</w:t>
+        <w:t xml:space="preserve"> Ao ver Samuel, a mulher gritou e disse a Saul: “Por que o senhor me enganou? O senhor é o próprio Saul!”.</w:t>
       </w:r>
     </w:p>
     <w:p>
@@ -16249,7 +16249,7 @@
         <w:rPr>
           <w:lang w:val="pt_PT" w:bidi="pt_PT"/>
         </w:rPr>
-        <w:t xml:space="preserve"> O rei disse: “Não tenha medo. O que você está vendo?”. A mulher respondeu: “Vejo um ser divino subindo da terra”.</w:t>
+        <w:t xml:space="preserve"> O rei disse: “Não tenha medo. O que você está vendo?”. A mulher respondeu: “Vejo um ser subindo da terra”.</w:t>
       </w:r>
     </w:p>
     <w:p>
@@ -16291,7 +16291,7 @@
         <w:rPr>
           <w:lang w:val="pt_PT" w:bidi="pt_PT"/>
         </w:rPr>
-        <w:t xml:space="preserve"> Samuel perguntou a Saul: “Por que você me incomodou, fazendo-me voltar?”. Saul respondeu: “Estou profundamente aflito. Os filisteus estão lutando contra mim, e o SENHOR se afastou de mim; não me responde nem por meio dos profetas nem por sonhos. Por isso chamei o senhor, para que me diga o que devo fazer”.</w:t>
+        <w:t xml:space="preserve"> Samuel perguntou a Saul: “Por que você me incomodou, fazendo-me subir até aqui?”. Saul respondeu: “Estou profundamente aflito. Os filisteus estão lutando contra mim, e o SENHOR se afastou de mim; não me responde nem por meio dos profetas nem por sonhos. Por isso chamei o senhor, para que me diga o que devo fazer”.</w:t>
       </w:r>
     </w:p>
     <w:p>
@@ -16375,7 +16375,7 @@
         <w:rPr>
           <w:lang w:val="pt_PT" w:bidi="pt_PT"/>
         </w:rPr>
-        <w:t xml:space="preserve"> O SENHOR permitirá que você e o exército de Israel sejam derrotados pelos filisteus. Amanhã, você e seus filhos estarão comigo. O Senhor entregará o exército de Israel aos filisteus".</w:t>
+        <w:t xml:space="preserve"> O SENHOR permitirá que você e o exército de Israel sejam derrotados pelos filisteus. Amanhã, você e seus filhos estarão comigo. O SENHOR entregará o exército de Israel aos filisteus”.</w:t>
       </w:r>
     </w:p>
     <w:p>
@@ -16417,7 +16417,7 @@
         <w:rPr>
           <w:lang w:val="pt_PT" w:bidi="pt_PT"/>
         </w:rPr>
-        <w:t xml:space="preserve"> Vendo o estado em que ele se encontrava, a mulher disse: “Meu senhor, eu segui a tua ordem e arrisquei a minha vida".</w:t>
+        <w:t xml:space="preserve"> Vendo o estado em que ele se encontrava, a mulher disse: “Meu senhor, eu segui a sua ordem e arrisquei a minha vida”.</w:t>
       </w:r>
     </w:p>
     <w:p>
@@ -16438,7 +16438,7 @@
         <w:rPr>
           <w:lang w:val="pt_PT" w:bidi="pt_PT"/>
         </w:rPr>
-        <w:t xml:space="preserve"> Ela pediu: “Por favor, aceita o conselho da tua serva e come um pouco, para que tenhas forças para seguir viagem".</w:t>
+        <w:t xml:space="preserve"> Ela pediu: “Por favor, aceite o conselho da sua serva e coma um pouco, para que tenha forças para seguir viagem”.</w:t>
       </w:r>
     </w:p>
     <w:p>
@@ -16480,7 +16480,7 @@
         <w:rPr>
           <w:lang w:val="pt_PT" w:bidi="pt_PT"/>
         </w:rPr>
-        <w:t xml:space="preserve"> A mulher matou rapidamente um bezerro gordo que possuía, preparou a massa com farinha e assou pão sem fermento.</w:t>
+        <w:t xml:space="preserve"> A mulher matou rapidamente um bezerro gordo, preparou a massa com farinha e assou pão sem fermento.</w:t>
       </w:r>
     </w:p>
     <w:p>
@@ -16559,7 +16559,7 @@
         <w:rPr>
           <w:lang w:val="pt_PT" w:bidi="pt_PT"/>
         </w:rPr>
-        <w:t xml:space="preserve"> Enquanto os líderes filisteus marchavam à frente de suas tropas organizadas em grandes grupos, Davi e seus soldados vinham por último, ao lado do rei Aquis.</w:t>
+        <w:t xml:space="preserve"> Enquanto os líderes filisteus marchavam à frente de suas tropas, organizadas em grupos de cem e de mil, Davi e seus soldados vinham por último, ao lado do rei Aquis.</w:t>
       </w:r>
     </w:p>
     <w:p>
@@ -16580,7 +16580,7 @@
         <w:rPr>
           <w:lang w:val="pt_PT" w:bidi="pt_PT"/>
         </w:rPr>
-        <w:t xml:space="preserve"> Então os oficiais filisteus perguntaram: “Quem são esses hebreus que estão aqui?”. Aquis respondeu: “Trata-se de Davi, que foi servo de Saul, rei de Israel. Ele está comigo há muito tempo, e desde o primeiro dia até hoje não encontrei nele nenhuma falha”.</w:t>
+        <w:t xml:space="preserve"> Então os oficiais filisteus perguntaram: “Quem são esses hebreus que estão aqui?”. Aquis respondeu: “Este é Davi, que foi servo de Saul, rei de Israel. Ele está comigo há mais de um ano, e desde o dia em que ele deixou Saul até hoje não encontrei nele nenhuma falha”.</w:t>
       </w:r>
     </w:p>
     <w:p>
@@ -16601,7 +16601,7 @@
         <w:rPr>
           <w:lang w:val="pt_PT" w:bidi="pt_PT"/>
         </w:rPr>
-        <w:t xml:space="preserve"> No entanto, os líderes filisteus ficaram indignados com ele e disseram: "Mande este homem de volta à cidade que você lhe concedeu. Ele não deve marchar conosco para a batalha, pois poderia se voltar contra nós no meio do confronto. Existe algum meio melhor para ele fazer as pazes com o seu senhor do que voltar-se contra nós na batalha?</w:t>
+        <w:t xml:space="preserve"> No entanto, os líderes filisteus ficaram indignados com ele e disseram: “Mande este homem de volta à cidade que você lhe concedeu. Ele não deve marchar conosco para a batalha, pois poderia se voltar contra nós no meio do confronto. Qual seria a melhor maneira de ele fazer as pazes com o seu senhor, senão matando alguns de nossos homens na batalha?</w:t>
       </w:r>
     </w:p>
     <w:p>
@@ -16643,7 +16643,7 @@
         <w:rPr>
           <w:lang w:val="pt_PT" w:bidi="pt_PT"/>
         </w:rPr>
-        <w:t xml:space="preserve"> Diante disso, Aquis chamou Davi e lhe disse: “Juro pelo nome do SENHOR que você tem sido fiel, e eu teria prazer em tê-lo servindo comigo no exército. Desde o dia em que você veio até mim, nunca encontrei motivo para suspeitar de você, mas os governantes não o aceitam”.</w:t>
+        <w:t xml:space="preserve"> Diante disso, Aquis chamou Davi e lhe disse: “Juro pelo nome do SENHOR que você tem sido fiel, e eu teria prazer em tê-lo servindo comigo no exército. Desde o dia em que você veio até mim, nunca encontrei motivo para suspeitar de você, mas os governantes não o aceitam.</w:t>
       </w:r>
     </w:p>
     <w:p>
@@ -16664,7 +16664,7 @@
         <w:rPr>
           <w:lang w:val="pt_PT" w:bidi="pt_PT"/>
         </w:rPr>
-        <w:t xml:space="preserve"> “Por favor, não deixe os líderes filisteus irritados; volte para casa em paz”, pediu Aquis.</w:t>
+        <w:t xml:space="preserve"> Volte em paz e não faça nada que desagrade os líderes filisteus”, pediu Aquis.</w:t>
       </w:r>
     </w:p>
     <w:p>
@@ -16706,7 +16706,7 @@
         <w:rPr>
           <w:lang w:val="pt_PT" w:bidi="pt_PT"/>
         </w:rPr>
-        <w:t xml:space="preserve"> Aquis insistiu: “Para mim, você é tão fiel quanto um anjo de Deus, mas os líderes filisteus não querem que você participe da batalha com eles.</w:t>
+        <w:t xml:space="preserve"> Aquis insistiu: “Para mim, você é tão digno de confiança quanto um anjo de Deus, mas os líderes filisteus não querem que você participe da batalha conosco.</w:t>
       </w:r>
     </w:p>
     <w:p>
@@ -16806,7 +16806,7 @@
         <w:rPr>
           <w:lang w:val="pt_PT" w:bidi="pt_PT"/>
         </w:rPr>
-        <w:t xml:space="preserve"> Eles não mataram ninguém, mas levaram como prisioneiros as mulheres, as crianças e todos os outros antes de partir.</w:t>
+        <w:t xml:space="preserve"> Eles não mataram ninguém, mas levaram como prisioneiros as mulheres, os jovens, os idosos e todos os outros antes de partir.</w:t>
       </w:r>
     </w:p>
     <w:p>
@@ -16827,7 +16827,7 @@
         <w:rPr>
           <w:lang w:val="pt_PT" w:bidi="pt_PT"/>
         </w:rPr>
-        <w:t xml:space="preserve"> Ao verem a cidade destruída e entenderem o que tinha acontecido com suas esposas, seus filhos e suas filhas,</w:t>
+        <w:t xml:space="preserve"> Ao chegarem a Ziclague, Davi e seus homens encontraram a cidade destruída pelo fogo e viram que suas esposas, seus filhos e suas filhas haviam sido levados como prisioneiros.</w:t>
       </w:r>
     </w:p>
     <w:p>
@@ -16848,7 +16848,7 @@
         <w:rPr>
           <w:lang w:val="pt_PT" w:bidi="pt_PT"/>
         </w:rPr>
-        <w:t xml:space="preserve"> Davi e seus homens lamentaram e choraram em voz alta até perderem as forças.</w:t>
+        <w:t xml:space="preserve"> Então, lamentaram e choraram em voz alta até perderem as forças.</w:t>
       </w:r>
     </w:p>
     <w:p>
@@ -16890,7 +16890,7 @@
         <w:rPr>
           <w:lang w:val="pt_PT" w:bidi="pt_PT"/>
         </w:rPr>
-        <w:t xml:space="preserve"> Davi ficou profundamente abatido, porque os homens cogitavam apedrejá-lo; cada um estava angustiado por causa de seus filhos e de suas filhas. Mesmo assim, Davi se fortaleceu no SENHOR, seu Deus.</w:t>
+        <w:t xml:space="preserve"> Davi ficou profundamente abatido, porque os homens cogitavam apedrejá-lo, já que todos estavam desesperados por causa dos filhos e das filhas. Mesmo assim, Davi encontrou força no SENHOR, seu Deus.</w:t>
       </w:r>
     </w:p>
     <w:p>
@@ -16932,7 +16932,7 @@
         <w:rPr>
           <w:lang w:val="pt_PT" w:bidi="pt_PT"/>
         </w:rPr>
-        <w:t xml:space="preserve"> Davi consultou o SENHOR: “Devo perseguir esse grupo de saqueadores? Conseguirei alcançá-los?”. E o SENHOR respondeu: “Vá atrás deles. Você certamente recuperará tudo o que foi levado”.</w:t>
+        <w:t xml:space="preserve"> Davi consultou o SENHOR: “Devo perseguir esse grupo de saqueadores? Conseguirei alcançá-los?”. E o SENHOR respondeu: “Vá atrás deles. Você certamente os alcançará e conseguirá libertar os prisioneiros”.</w:t>
       </w:r>
     </w:p>
     <w:p>
@@ -17016,7 +17016,7 @@
         <w:rPr>
           <w:lang w:val="pt_PT" w:bidi="pt_PT"/>
         </w:rPr>
-        <w:t xml:space="preserve"> Entregaram-lhe um pedaço de figos prensados e dois bolos de passas. Após comer, ele se reanimou, pois estava havia três dias e três noites sem comer nem beber.</w:t>
+        <w:t xml:space="preserve"> Eles lhe deram um pedaço de figos prensados e dois bolos de passas. Depois de comer, ele se reanimou, pois fazia três dias e três noites que estava sem comer e sem beber.</w:t>
       </w:r>
     </w:p>
     <w:p>
@@ -17058,7 +17058,7 @@
         <w:rPr>
           <w:lang w:val="pt_PT" w:bidi="pt_PT"/>
         </w:rPr>
-        <w:t xml:space="preserve"> Estávamos retornando de um ataque contra os queretitas, no Neguebe, contra o território de Judá e a terra de Calebe, e fomos nós que queimamos Ziclague”.</w:t>
+        <w:t xml:space="preserve"> Estávamos retornando de um ataque contra os queretitas, no Neguebe, e também contra o território de Judá e a terra de Calebe. Fomos nós que queimamos Ziclague”.</w:t>
       </w:r>
     </w:p>
     <w:p>
@@ -17184,7 +17184,7 @@
         <w:rPr>
           <w:lang w:val="pt_PT" w:bidi="pt_PT"/>
         </w:rPr>
-        <w:t xml:space="preserve"> Ele também trouxe de volta todos os rebanhos, e seus companheiros os conduziram à frente dos outros animais, dizendo: “Este despojo é de Davi”.</w:t>
+        <w:t xml:space="preserve"> Ele também trouxe de volta todos os rebanhos, e seus companheiros os conduziram à frente dos outros animais, dizendo: “Estes são os despojos de Davi”.</w:t>
       </w:r>
     </w:p>
     <w:p>
@@ -17205,7 +17205,7 @@
         <w:rPr>
           <w:lang w:val="pt_PT" w:bidi="pt_PT"/>
         </w:rPr>
-        <w:t xml:space="preserve"> Em seguida, Davi voltou ao ribeiro de Besor, onde estavam os duzentos homens que tinham sido deixados para trás por estarem exaustos demais para acompanhá-los. Eles foram ao encontro de Davi e de seus homens, e ele os saudou com alegria.</w:t>
+        <w:t xml:space="preserve"> Em seguida, Davi voltou ao ribeiro de Besor, onde estavam os duzentos homens que tinham sido deixados para trás por estarem exaustos demais para acompanhá-los. Eles foram ao encontro de Davi e de seus homens, e ele os saudou.</w:t>
       </w:r>
     </w:p>
     <w:p>
@@ -17247,7 +17247,7 @@
         <w:rPr>
           <w:lang w:val="pt_PT" w:bidi="pt_PT"/>
         </w:rPr>
-        <w:t xml:space="preserve"> Davi respondeu: “Não façam isso, meus irmãos, com aquilo que o SENHOR nos concedeu. Foi Ele quem nos guardou e entregou em nossas mãos o grupo que veio contra nós.</w:t>
+        <w:t xml:space="preserve"> Davi respondeu: “Não façam isso, meus irmãos, com aquilo que o SENHOR nos concedeu. Foi ele quem nos guardou e entregou em nossas mãos o grupo que veio contra nós.</w:t>
       </w:r>
     </w:p>
     <w:p>
@@ -17310,7 +17310,7 @@
         <w:rPr>
           <w:lang w:val="pt_PT" w:bidi="pt_PT"/>
         </w:rPr>
-        <w:t xml:space="preserve"> Quando voltou a Ziclague, Davi enviou parte dos bens conquistados aos líderes de Judá, seus aliados, dizendo: “Este é um presente para vocês, tomado dos inimigos do SENHOR”.</w:t>
+        <w:t xml:space="preserve"> Quando voltou a Ziclague, Davi enviou parte dos bens conquistados aos líderes de Judá, seus amigos, dizendo: “Este é um presente para vocês, tomado dos inimigos do SENHOR”.</w:t>
       </w:r>
     </w:p>
     <w:p>
@@ -17331,7 +17331,7 @@
         <w:rPr>
           <w:lang w:val="pt_PT" w:bidi="pt_PT"/>
         </w:rPr>
-        <w:t xml:space="preserve"> Ele enviou presentes às pessoas de Betel, Ramote do Neguebe e Jatir,</w:t>
+        <w:t xml:space="preserve"> Ele enviou presentes aos líderes de Betel, de Ramote do Neguebe e de Jatir,</w:t>
       </w:r>
     </w:p>
     <w:p>
@@ -17352,7 +17352,7 @@
         <w:rPr>
           <w:lang w:val="pt_PT" w:bidi="pt_PT"/>
         </w:rPr>
-        <w:t xml:space="preserve"> Aroer, Sifmote e Estemoa,</w:t>
+        <w:t xml:space="preserve"> de Aroer, de Sifmote e de Estemoa,</w:t>
       </w:r>
     </w:p>
     <w:p>
@@ -17373,7 +17373,7 @@
         <w:rPr>
           <w:lang w:val="pt_PT" w:bidi="pt_PT"/>
         </w:rPr>
-        <w:t xml:space="preserve"> Racal, às cidades dos jerameelitas e às cidades dos queneus,</w:t>
+        <w:t xml:space="preserve"> de Racal, das cidades dos jerameelitas e das cidades dos queneus,</w:t>
       </w:r>
     </w:p>
     <w:p>
@@ -17394,7 +17394,7 @@
         <w:rPr>
           <w:lang w:val="pt_PT" w:bidi="pt_PT"/>
         </w:rPr>
-        <w:t xml:space="preserve"> Hormá, Borasã e Atace,</w:t>
+        <w:t xml:space="preserve"> de Hormá, de Borasã e de Atace,</w:t>
       </w:r>
     </w:p>
     <w:p>
@@ -17415,7 +17415,7 @@
         <w:rPr>
           <w:lang w:val="pt_PT" w:bidi="pt_PT"/>
         </w:rPr>
-        <w:t xml:space="preserve"> Hebrom e a todos os outros lugares por onde Davi e seus homens haviam passado.</w:t>
+        <w:t xml:space="preserve"> de Hebrom e de todos os outros lugares por onde Davi e seus homens haviam passado.</w:t>
       </w:r>
     </w:p>
     <w:p>
@@ -17452,7 +17452,7 @@
         <w:rPr>
           <w:lang w:val="pt_PT" w:bidi="pt_PT"/>
         </w:rPr>
-        <w:t xml:space="preserve"> Os filisteus entraram em combate contra Israel no monte Gilboa. Muitos israelitas caíram mortos naquele lugar, e os sobreviventes fugiram.</w:t>
+        <w:t xml:space="preserve"> Os filisteus entraram em combate contra Israel no monte Gilboa. Muitos israelitas caíram mortos, e o restante fugiu.</w:t>
       </w:r>
     </w:p>
     <w:p>
@@ -17494,7 +17494,7 @@
         <w:rPr>
           <w:lang w:val="pt_PT" w:bidi="pt_PT"/>
         </w:rPr>
-        <w:t xml:space="preserve"> O confronto se intensificou ao redor de Saul. Ele foi atingido por flechas dos inimigos e ficou gravemente ferido.</w:t>
+        <w:t xml:space="preserve"> O confronto se intensificou ao redor de Saul. Os flecheiros o alcançaram e o feriram gravemente.</w:t>
       </w:r>
     </w:p>
     <w:p>
@@ -17557,7 +17557,7 @@
         <w:rPr>
           <w:lang w:val="pt_PT" w:bidi="pt_PT"/>
         </w:rPr>
-        <w:t xml:space="preserve"> Assim morreram Saul, seus três filhos, seu escudeiro e todos os seus guerreiros naquele mesmo dia.</w:t>
+        <w:t xml:space="preserve"> Assim morreram Saul, seus três filhos, seu escudeiro e todos os seus soldados naquele mesmo dia.</w:t>
       </w:r>
     </w:p>
     <w:p>
@@ -17578,7 +17578,7 @@
         <w:rPr>
           <w:lang w:val="pt_PT" w:bidi="pt_PT"/>
         </w:rPr>
-        <w:t xml:space="preserve"> Ao saberem que o exército israelita tinha fugido e que Saul e seus filhos estavam mortos, os israelitas que moravam do outro lado do vale de Jezreel e além do Jordão abandonaram suas cidades e escaparam. Então os filisteus vieram e passaram a ocupar essas cidades.</w:t>
+        <w:t xml:space="preserve"> Ao saberem que o exército israelita tinha fugido e que Saul e seus filhos estavam mortos, os israelitas que moravam do outro lado do vale de Jezreel e a leste do Jordão abandonaram suas cidades e fugiram. Então os filisteus vieram e passaram a ocupar essas cidades.</w:t>
       </w:r>
     </w:p>
     <w:p>
